--- a/kit/Calibre_Verdict_Memo_Template.docx
+++ b/kit/Calibre_Verdict_Memo_Template.docx
@@ -4,7 +4,7 @@
   <w:body>
     <w:p>
       <w:pPr>
-        <w:spacing w:after="280" w:before="0" w:line="300"/>
+        <w:spacing w:after="280" w:before="0" w:line="300" w:lineRule="auto"/>
       </w:pPr>
       <w:r>
         <w:rPr>
@@ -34,7 +34,7 @@
         <w:pBdr>
           <w:left w:val="single" w:color="265147" w:sz="18" w:space="8"/>
         </w:pBdr>
-        <w:spacing w:after="220" w:before="0" w:line="300"/>
+        <w:spacing w:after="220" w:before="0" w:line="300" w:lineRule="auto"/>
         <w:ind w:left="170"/>
       </w:pPr>
       <w:r>
@@ -53,7 +53,7 @@
     </w:p>
     <w:p>
       <w:pPr>
-        <w:spacing w:after="180" w:before="0" w:line="276"/>
+        <w:spacing w:after="180" w:before="0" w:line="276" w:lineRule="auto"/>
       </w:pPr>
       <w:r>
         <w:rPr>
@@ -72,7 +72,7 @@
           <w:left w:val="single" w:color="596B66" w:sz="24" w:space="10"/>
         </w:pBdr>
         <w:shd w:fill="F6F7F8" w:color="auto" w:val="clear"/>
-        <w:spacing w:after="0" w:before="160" w:line="280"/>
+        <w:spacing w:after="0" w:before="160" w:line="280" w:lineRule="auto"/>
         <w:ind w:left="200" w:right="120"/>
       </w:pPr>
       <w:r>
@@ -95,7 +95,7 @@
           <w:left w:val="single" w:color="596B66" w:sz="24" w:space="10"/>
         </w:pBdr>
         <w:shd w:fill="F6F7F8" w:color="auto" w:val="clear"/>
-        <w:spacing w:after="200" w:before="0" w:line="290"/>
+        <w:spacing w:after="200" w:before="0" w:line="290" w:lineRule="auto"/>
         <w:ind w:left="200" w:right="120"/>
       </w:pPr>
       <w:r>
@@ -146,7 +146,7 @@
           </w:tcPr>
           <w:p>
             <w:pPr>
-              <w:spacing w:after="0" w:before="0" w:line="264"/>
+              <w:spacing w:after="0" w:before="0" w:line="264" w:lineRule="auto"/>
             </w:pPr>
             <w:r>
               <w:rPr>
@@ -179,7 +179,7 @@
           </w:tcPr>
           <w:p>
             <w:pPr>
-              <w:spacing w:after="0" w:before="0" w:line="264"/>
+              <w:spacing w:after="0" w:before="0" w:line="264" w:lineRule="auto"/>
             </w:pPr>
             <w:r>
               <w:rPr>
@@ -215,7 +215,7 @@
           </w:tcPr>
           <w:p>
             <w:pPr>
-              <w:spacing w:after="0" w:before="0" w:line="264"/>
+              <w:spacing w:after="0" w:before="0" w:line="264" w:lineRule="auto"/>
             </w:pPr>
             <w:r>
               <w:rPr>
@@ -248,7 +248,7 @@
           </w:tcPr>
           <w:p>
             <w:pPr>
-              <w:spacing w:after="0" w:before="0" w:line="264"/>
+              <w:spacing w:after="0" w:before="0" w:line="264" w:lineRule="auto"/>
             </w:pPr>
             <w:r>
               <w:rPr>
@@ -284,7 +284,7 @@
           </w:tcPr>
           <w:p>
             <w:pPr>
-              <w:spacing w:after="0" w:before="0" w:line="264"/>
+              <w:spacing w:after="0" w:before="0" w:line="264" w:lineRule="auto"/>
             </w:pPr>
             <w:r>
               <w:rPr>
@@ -317,7 +317,7 @@
           </w:tcPr>
           <w:p>
             <w:pPr>
-              <w:spacing w:after="0" w:before="0" w:line="264"/>
+              <w:spacing w:after="0" w:before="0" w:line="264" w:lineRule="auto"/>
             </w:pPr>
             <w:r>
               <w:rPr>
@@ -353,7 +353,7 @@
           </w:tcPr>
           <w:p>
             <w:pPr>
-              <w:spacing w:after="0" w:before="0" w:line="264"/>
+              <w:spacing w:after="0" w:before="0" w:line="264" w:lineRule="auto"/>
             </w:pPr>
             <w:r>
               <w:rPr>
@@ -386,7 +386,7 @@
           </w:tcPr>
           <w:p>
             <w:pPr>
-              <w:spacing w:after="0" w:before="0" w:line="264"/>
+              <w:spacing w:after="0" w:before="0" w:line="264" w:lineRule="auto"/>
             </w:pPr>
             <w:r>
               <w:rPr>
@@ -422,7 +422,7 @@
           </w:tcPr>
           <w:p>
             <w:pPr>
-              <w:spacing w:after="0" w:before="0" w:line="264"/>
+              <w:spacing w:after="0" w:before="0" w:line="264" w:lineRule="auto"/>
             </w:pPr>
             <w:r>
               <w:rPr>
@@ -455,7 +455,7 @@
           </w:tcPr>
           <w:p>
             <w:pPr>
-              <w:spacing w:after="0" w:before="0" w:line="264"/>
+              <w:spacing w:after="0" w:before="0" w:line="264" w:lineRule="auto"/>
             </w:pPr>
             <w:r>
               <w:rPr>
@@ -491,7 +491,7 @@
           </w:tcPr>
           <w:p>
             <w:pPr>
-              <w:spacing w:after="0" w:before="0" w:line="264"/>
+              <w:spacing w:after="0" w:before="0" w:line="264" w:lineRule="auto"/>
             </w:pPr>
             <w:r>
               <w:rPr>
@@ -524,7 +524,7 @@
           </w:tcPr>
           <w:p>
             <w:pPr>
-              <w:spacing w:after="0" w:before="0" w:line="264"/>
+              <w:spacing w:after="0" w:before="0" w:line="264" w:lineRule="auto"/>
             </w:pPr>
             <w:r>
               <w:rPr>
@@ -560,7 +560,7 @@
           </w:tcPr>
           <w:p>
             <w:pPr>
-              <w:spacing w:after="0" w:before="0" w:line="264"/>
+              <w:spacing w:after="0" w:before="0" w:line="264" w:lineRule="auto"/>
             </w:pPr>
             <w:r>
               <w:rPr>
@@ -593,7 +593,7 @@
           </w:tcPr>
           <w:p>
             <w:pPr>
-              <w:spacing w:after="0" w:before="0" w:line="264"/>
+              <w:spacing w:after="0" w:before="0" w:line="264" w:lineRule="auto"/>
             </w:pPr>
             <w:r>
               <w:rPr>
@@ -629,7 +629,7 @@
           </w:tcPr>
           <w:p>
             <w:pPr>
-              <w:spacing w:after="0" w:before="0" w:line="264"/>
+              <w:spacing w:after="0" w:before="0" w:line="264" w:lineRule="auto"/>
             </w:pPr>
             <w:r>
               <w:rPr>
@@ -662,7 +662,7 @@
           </w:tcPr>
           <w:p>
             <w:pPr>
-              <w:spacing w:after="0" w:before="0" w:line="264"/>
+              <w:spacing w:after="0" w:before="0" w:line="264" w:lineRule="auto"/>
             </w:pPr>
             <w:r>
               <w:rPr>
@@ -698,7 +698,7 @@
           </w:tcPr>
           <w:p>
             <w:pPr>
-              <w:spacing w:after="0" w:before="0" w:line="264"/>
+              <w:spacing w:after="0" w:before="0" w:line="264" w:lineRule="auto"/>
             </w:pPr>
             <w:r>
               <w:rPr>
@@ -731,7 +731,7 @@
           </w:tcPr>
           <w:p>
             <w:pPr>
-              <w:spacing w:after="0" w:before="0" w:line="264"/>
+              <w:spacing w:after="0" w:before="0" w:line="264" w:lineRule="auto"/>
             </w:pPr>
             <w:r>
               <w:rPr>
@@ -767,7 +767,7 @@
           </w:tcPr>
           <w:p>
             <w:pPr>
-              <w:spacing w:after="0" w:before="0" w:line="264"/>
+              <w:spacing w:after="0" w:before="0" w:line="264" w:lineRule="auto"/>
             </w:pPr>
             <w:r>
               <w:rPr>
@@ -800,7 +800,7 @@
           </w:tcPr>
           <w:p>
             <w:pPr>
-              <w:spacing w:after="0" w:before="0" w:line="264"/>
+              <w:spacing w:after="0" w:before="0" w:line="264" w:lineRule="auto"/>
             </w:pPr>
             <w:r>
               <w:rPr>
@@ -836,7 +836,7 @@
           </w:tcPr>
           <w:p>
             <w:pPr>
-              <w:spacing w:after="0" w:before="0" w:line="264"/>
+              <w:spacing w:after="0" w:before="0" w:line="264" w:lineRule="auto"/>
             </w:pPr>
             <w:r>
               <w:rPr>
@@ -869,7 +869,7 @@
           </w:tcPr>
           <w:p>
             <w:pPr>
-              <w:spacing w:after="0" w:before="0" w:line="264"/>
+              <w:spacing w:after="0" w:before="0" w:line="264" w:lineRule="auto"/>
             </w:pPr>
             <w:r>
               <w:rPr>
@@ -886,7 +886,7 @@
     </w:tbl>
     <w:p>
       <w:pPr>
-        <w:spacing w:after="0" w:before="0" w:line="160"/>
+        <w:spacing w:after="0" w:before="0" w:line="160" w:lineRule="auto"/>
       </w:pPr>
       <w:r>
         <w:rPr>
@@ -905,7 +905,7 @@
           <w:left w:val="single" w:color="265147" w:sz="24" w:space="10"/>
         </w:pBdr>
         <w:shd w:fill="D5E3DE" w:color="auto" w:val="clear"/>
-        <w:spacing w:after="0" w:before="160" w:line="280"/>
+        <w:spacing w:after="0" w:before="160" w:line="280" w:lineRule="auto"/>
         <w:ind w:left="200" w:right="120"/>
       </w:pPr>
       <w:r>
@@ -928,7 +928,7 @@
           <w:left w:val="single" w:color="265147" w:sz="24" w:space="10"/>
         </w:pBdr>
         <w:shd w:fill="D5E3DE" w:color="auto" w:val="clear"/>
-        <w:spacing w:after="200" w:before="0" w:line="290"/>
+        <w:spacing w:after="200" w:before="0" w:line="290" w:lineRule="auto"/>
         <w:ind w:left="200" w:right="120"/>
       </w:pPr>
       <w:r>
@@ -961,7 +961,7 @@
     </w:p>
     <w:p>
       <w:pPr>
-        <w:spacing w:after="120" w:before="0" w:line="300"/>
+        <w:spacing w:after="120" w:before="0" w:line="300" w:lineRule="auto"/>
       </w:pPr>
       <w:r>
         <w:rPr>
@@ -975,7 +975,7 @@
     </w:p>
     <w:p>
       <w:pPr>
-        <w:spacing w:after="140" w:before="0" w:line="300"/>
+        <w:spacing w:after="140" w:before="0" w:line="300" w:lineRule="auto"/>
       </w:pPr>
       <w:r>
         <w:rPr>
@@ -1005,7 +1005,7 @@
     <w:p>
       <w:pPr>
         <w:keepNext/>
-        <w:spacing w:after="30" w:before="200" w:line="300"/>
+        <w:spacing w:after="30" w:before="200" w:line="300" w:lineRule="auto"/>
       </w:pPr>
       <w:r>
         <w:rPr>
@@ -1077,7 +1077,7 @@
           </w:tcPr>
           <w:p>
             <w:pPr>
-              <w:spacing w:after="0" w:before="0" w:line="264"/>
+              <w:spacing w:after="0" w:before="0" w:line="264" w:lineRule="auto"/>
             </w:pPr>
             <w:r>
               <w:rPr>
@@ -1110,7 +1110,7 @@
           </w:tcPr>
           <w:p>
             <w:pPr>
-              <w:spacing w:after="0" w:before="0" w:line="264"/>
+              <w:spacing w:after="0" w:before="0" w:line="264" w:lineRule="auto"/>
             </w:pPr>
             <w:r>
               <w:rPr>
@@ -1146,7 +1146,7 @@
           </w:tcPr>
           <w:p>
             <w:pPr>
-              <w:spacing w:after="0" w:before="0" w:line="264"/>
+              <w:spacing w:after="0" w:before="0" w:line="264" w:lineRule="auto"/>
             </w:pPr>
             <w:r>
               <w:rPr>
@@ -1179,7 +1179,7 @@
           </w:tcPr>
           <w:p>
             <w:pPr>
-              <w:spacing w:after="0" w:before="0" w:line="264"/>
+              <w:spacing w:after="0" w:before="0" w:line="264" w:lineRule="auto"/>
             </w:pPr>
             <w:r>
               <w:rPr>
@@ -1215,7 +1215,7 @@
           </w:tcPr>
           <w:p>
             <w:pPr>
-              <w:spacing w:after="0" w:before="0" w:line="264"/>
+              <w:spacing w:after="0" w:before="0" w:line="264" w:lineRule="auto"/>
             </w:pPr>
             <w:r>
               <w:rPr>
@@ -1248,7 +1248,7 @@
           </w:tcPr>
           <w:p>
             <w:pPr>
-              <w:spacing w:after="0" w:before="0" w:line="264"/>
+              <w:spacing w:after="0" w:before="0" w:line="264" w:lineRule="auto"/>
             </w:pPr>
             <w:r>
               <w:rPr>
@@ -1284,7 +1284,7 @@
           </w:tcPr>
           <w:p>
             <w:pPr>
-              <w:spacing w:after="0" w:before="0" w:line="264"/>
+              <w:spacing w:after="0" w:before="0" w:line="264" w:lineRule="auto"/>
             </w:pPr>
             <w:r>
               <w:rPr>
@@ -1317,7 +1317,7 @@
           </w:tcPr>
           <w:p>
             <w:pPr>
-              <w:spacing w:after="0" w:before="0" w:line="264"/>
+              <w:spacing w:after="0" w:before="0" w:line="264" w:lineRule="auto"/>
             </w:pPr>
             <w:r>
               <w:rPr>
@@ -1353,7 +1353,7 @@
           </w:tcPr>
           <w:p>
             <w:pPr>
-              <w:spacing w:after="0" w:before="0" w:line="264"/>
+              <w:spacing w:after="0" w:before="0" w:line="264" w:lineRule="auto"/>
             </w:pPr>
             <w:r>
               <w:rPr>
@@ -1386,7 +1386,7 @@
           </w:tcPr>
           <w:p>
             <w:pPr>
-              <w:spacing w:after="0" w:before="0" w:line="264"/>
+              <w:spacing w:after="0" w:before="0" w:line="264" w:lineRule="auto"/>
             </w:pPr>
             <w:r>
               <w:rPr>
@@ -1422,7 +1422,7 @@
           </w:tcPr>
           <w:p>
             <w:pPr>
-              <w:spacing w:after="0" w:before="0" w:line="264"/>
+              <w:spacing w:after="0" w:before="0" w:line="264" w:lineRule="auto"/>
             </w:pPr>
             <w:r>
               <w:rPr>
@@ -1455,7 +1455,7 @@
           </w:tcPr>
           <w:p>
             <w:pPr>
-              <w:spacing w:after="0" w:before="0" w:line="264"/>
+              <w:spacing w:after="0" w:before="0" w:line="264" w:lineRule="auto"/>
             </w:pPr>
             <w:r>
               <w:rPr>
@@ -1472,7 +1472,7 @@
     </w:tbl>
     <w:p>
       <w:pPr>
-        <w:spacing w:after="0" w:before="0" w:line="160"/>
+        <w:spacing w:after="0" w:before="0" w:line="160" w:lineRule="auto"/>
       </w:pPr>
       <w:r>
         <w:rPr>
@@ -1487,7 +1487,7 @@
     <w:p>
       <w:pPr>
         <w:keepNext/>
-        <w:spacing w:after="30" w:before="200" w:line="300"/>
+        <w:spacing w:after="30" w:before="200" w:line="300" w:lineRule="auto"/>
       </w:pPr>
       <w:r>
         <w:rPr>
@@ -1523,7 +1523,7 @@
     </w:p>
     <w:p>
       <w:pPr>
-        <w:spacing w:after="120" w:before="0" w:line="300"/>
+        <w:spacing w:after="120" w:before="0" w:line="300" w:lineRule="auto"/>
       </w:pPr>
       <w:r>
         <w:rPr>
@@ -1578,7 +1578,7 @@
           </w:tcPr>
           <w:p>
             <w:pPr>
-              <w:spacing w:after="0" w:before="0" w:line="264"/>
+              <w:spacing w:after="0" w:before="0" w:line="264" w:lineRule="auto"/>
             </w:pPr>
             <w:r>
               <w:rPr>
@@ -1614,7 +1614,7 @@
           </w:tcPr>
           <w:p>
             <w:pPr>
-              <w:spacing w:after="0" w:before="0" w:line="264"/>
+              <w:spacing w:after="0" w:before="0" w:line="264" w:lineRule="auto"/>
             </w:pPr>
             <w:r>
               <w:rPr>
@@ -1650,7 +1650,7 @@
           </w:tcPr>
           <w:p>
             <w:pPr>
-              <w:spacing w:after="0" w:before="0" w:line="264"/>
+              <w:spacing w:after="0" w:before="0" w:line="264" w:lineRule="auto"/>
             </w:pPr>
             <w:r>
               <w:rPr>
@@ -1686,7 +1686,7 @@
           </w:tcPr>
           <w:p>
             <w:pPr>
-              <w:spacing w:after="0" w:before="0" w:line="264"/>
+              <w:spacing w:after="0" w:before="0" w:line="264" w:lineRule="auto"/>
             </w:pPr>
             <w:r>
               <w:rPr>
@@ -1722,7 +1722,7 @@
           </w:tcPr>
           <w:p>
             <w:pPr>
-              <w:spacing w:after="0" w:before="0" w:line="264"/>
+              <w:spacing w:after="0" w:before="0" w:line="264" w:lineRule="auto"/>
             </w:pPr>
             <w:r>
               <w:rPr>
@@ -1762,7 +1762,7 @@
           </w:tcPr>
           <w:p>
             <w:pPr>
-              <w:spacing w:after="0" w:before="0" w:line="264"/>
+              <w:spacing w:after="0" w:before="0" w:line="264" w:lineRule="auto"/>
             </w:pPr>
             <w:r>
               <w:rPr>
@@ -1795,7 +1795,7 @@
           </w:tcPr>
           <w:p>
             <w:pPr>
-              <w:spacing w:after="0" w:before="0" w:line="264"/>
+              <w:spacing w:after="0" w:before="0" w:line="264" w:lineRule="auto"/>
             </w:pPr>
             <w:r>
               <w:rPr>
@@ -1826,7 +1826,7 @@
           </w:tcPr>
           <w:p>
             <w:pPr>
-              <w:spacing w:after="0" w:before="0" w:line="264"/>
+              <w:spacing w:after="0" w:before="0" w:line="264" w:lineRule="auto"/>
             </w:pPr>
             <w:r>
               <w:rPr>
@@ -1857,7 +1857,7 @@
           </w:tcPr>
           <w:p>
             <w:pPr>
-              <w:spacing w:after="0" w:before="0" w:line="264"/>
+              <w:spacing w:after="0" w:before="0" w:line="264" w:lineRule="auto"/>
             </w:pPr>
             <w:r>
               <w:rPr>
@@ -1888,7 +1888,7 @@
           </w:tcPr>
           <w:p>
             <w:pPr>
-              <w:spacing w:after="0" w:before="0" w:line="264"/>
+              <w:spacing w:after="0" w:before="0" w:line="264" w:lineRule="auto"/>
             </w:pPr>
             <w:r>
               <w:rPr>
@@ -1924,7 +1924,7 @@
           </w:tcPr>
           <w:p>
             <w:pPr>
-              <w:spacing w:after="0" w:before="0" w:line="264"/>
+              <w:spacing w:after="0" w:before="0" w:line="264" w:lineRule="auto"/>
             </w:pPr>
             <w:r>
               <w:rPr>
@@ -1957,7 +1957,7 @@
           </w:tcPr>
           <w:p>
             <w:pPr>
-              <w:spacing w:after="0" w:before="0" w:line="264"/>
+              <w:spacing w:after="0" w:before="0" w:line="264" w:lineRule="auto"/>
             </w:pPr>
             <w:r>
               <w:rPr>
@@ -1988,7 +1988,7 @@
           </w:tcPr>
           <w:p>
             <w:pPr>
-              <w:spacing w:after="0" w:before="0" w:line="264"/>
+              <w:spacing w:after="0" w:before="0" w:line="264" w:lineRule="auto"/>
             </w:pPr>
             <w:r>
               <w:rPr>
@@ -2019,7 +2019,7 @@
           </w:tcPr>
           <w:p>
             <w:pPr>
-              <w:spacing w:after="0" w:before="0" w:line="264"/>
+              <w:spacing w:after="0" w:before="0" w:line="264" w:lineRule="auto"/>
             </w:pPr>
             <w:r>
               <w:rPr>
@@ -2050,7 +2050,7 @@
           </w:tcPr>
           <w:p>
             <w:pPr>
-              <w:spacing w:after="0" w:before="0" w:line="264"/>
+              <w:spacing w:after="0" w:before="0" w:line="264" w:lineRule="auto"/>
             </w:pPr>
             <w:r>
               <w:rPr>
@@ -2086,7 +2086,7 @@
           </w:tcPr>
           <w:p>
             <w:pPr>
-              <w:spacing w:after="0" w:before="0" w:line="264"/>
+              <w:spacing w:after="0" w:before="0" w:line="264" w:lineRule="auto"/>
             </w:pPr>
             <w:r>
               <w:rPr>
@@ -2119,7 +2119,7 @@
           </w:tcPr>
           <w:p>
             <w:pPr>
-              <w:spacing w:after="0" w:before="0" w:line="264"/>
+              <w:spacing w:after="0" w:before="0" w:line="264" w:lineRule="auto"/>
             </w:pPr>
             <w:r>
               <w:rPr>
@@ -2150,7 +2150,7 @@
           </w:tcPr>
           <w:p>
             <w:pPr>
-              <w:spacing w:after="0" w:before="0" w:line="264"/>
+              <w:spacing w:after="0" w:before="0" w:line="264" w:lineRule="auto"/>
             </w:pPr>
             <w:r>
               <w:rPr>
@@ -2181,7 +2181,7 @@
           </w:tcPr>
           <w:p>
             <w:pPr>
-              <w:spacing w:after="0" w:before="0" w:line="264"/>
+              <w:spacing w:after="0" w:before="0" w:line="264" w:lineRule="auto"/>
             </w:pPr>
             <w:r>
               <w:rPr>
@@ -2212,7 +2212,7 @@
           </w:tcPr>
           <w:p>
             <w:pPr>
-              <w:spacing w:after="0" w:before="0" w:line="264"/>
+              <w:spacing w:after="0" w:before="0" w:line="264" w:lineRule="auto"/>
             </w:pPr>
             <w:r>
               <w:rPr>
@@ -2248,7 +2248,7 @@
           </w:tcPr>
           <w:p>
             <w:pPr>
-              <w:spacing w:after="0" w:before="0" w:line="264"/>
+              <w:spacing w:after="0" w:before="0" w:line="264" w:lineRule="auto"/>
             </w:pPr>
             <w:r>
               <w:rPr>
@@ -2281,7 +2281,7 @@
           </w:tcPr>
           <w:p>
             <w:pPr>
-              <w:spacing w:after="0" w:before="0" w:line="264"/>
+              <w:spacing w:after="0" w:before="0" w:line="264" w:lineRule="auto"/>
             </w:pPr>
             <w:r>
               <w:rPr>
@@ -2312,7 +2312,7 @@
           </w:tcPr>
           <w:p>
             <w:pPr>
-              <w:spacing w:after="0" w:before="0" w:line="264"/>
+              <w:spacing w:after="0" w:before="0" w:line="264" w:lineRule="auto"/>
             </w:pPr>
             <w:r>
               <w:rPr>
@@ -2343,7 +2343,7 @@
           </w:tcPr>
           <w:p>
             <w:pPr>
-              <w:spacing w:after="0" w:before="0" w:line="264"/>
+              <w:spacing w:after="0" w:before="0" w:line="264" w:lineRule="auto"/>
             </w:pPr>
             <w:r>
               <w:rPr>
@@ -2374,7 +2374,7 @@
           </w:tcPr>
           <w:p>
             <w:pPr>
-              <w:spacing w:after="0" w:before="0" w:line="264"/>
+              <w:spacing w:after="0" w:before="0" w:line="264" w:lineRule="auto"/>
             </w:pPr>
             <w:r>
               <w:rPr>
@@ -2410,7 +2410,7 @@
           </w:tcPr>
           <w:p>
             <w:pPr>
-              <w:spacing w:after="0" w:before="0" w:line="264"/>
+              <w:spacing w:after="0" w:before="0" w:line="264" w:lineRule="auto"/>
             </w:pPr>
             <w:r>
               <w:rPr>
@@ -2443,7 +2443,7 @@
           </w:tcPr>
           <w:p>
             <w:pPr>
-              <w:spacing w:after="0" w:before="0" w:line="264"/>
+              <w:spacing w:after="0" w:before="0" w:line="264" w:lineRule="auto"/>
             </w:pPr>
             <w:r>
               <w:rPr>
@@ -2474,7 +2474,7 @@
           </w:tcPr>
           <w:p>
             <w:pPr>
-              <w:spacing w:after="0" w:before="0" w:line="264"/>
+              <w:spacing w:after="0" w:before="0" w:line="264" w:lineRule="auto"/>
             </w:pPr>
             <w:r>
               <w:rPr>
@@ -2505,7 +2505,7 @@
           </w:tcPr>
           <w:p>
             <w:pPr>
-              <w:spacing w:after="0" w:before="0" w:line="264"/>
+              <w:spacing w:after="0" w:before="0" w:line="264" w:lineRule="auto"/>
             </w:pPr>
             <w:r>
               <w:rPr>
@@ -2536,7 +2536,7 @@
           </w:tcPr>
           <w:p>
             <w:pPr>
-              <w:spacing w:after="0" w:before="0" w:line="264"/>
+              <w:spacing w:after="0" w:before="0" w:line="264" w:lineRule="auto"/>
             </w:pPr>
             <w:r>
               <w:rPr>
@@ -2572,7 +2572,7 @@
           </w:tcPr>
           <w:p>
             <w:pPr>
-              <w:spacing w:after="0" w:before="0" w:line="264"/>
+              <w:spacing w:after="0" w:before="0" w:line="264" w:lineRule="auto"/>
             </w:pPr>
             <w:r>
               <w:rPr>
@@ -2605,7 +2605,7 @@
           </w:tcPr>
           <w:p>
             <w:pPr>
-              <w:spacing w:after="0" w:before="0" w:line="264"/>
+              <w:spacing w:after="0" w:before="0" w:line="264" w:lineRule="auto"/>
             </w:pPr>
             <w:r>
               <w:rPr>
@@ -2636,7 +2636,7 @@
           </w:tcPr>
           <w:p>
             <w:pPr>
-              <w:spacing w:after="0" w:before="0" w:line="264"/>
+              <w:spacing w:after="0" w:before="0" w:line="264" w:lineRule="auto"/>
             </w:pPr>
             <w:r>
               <w:rPr>
@@ -2667,7 +2667,7 @@
           </w:tcPr>
           <w:p>
             <w:pPr>
-              <w:spacing w:after="0" w:before="0" w:line="264"/>
+              <w:spacing w:after="0" w:before="0" w:line="264" w:lineRule="auto"/>
             </w:pPr>
             <w:r>
               <w:rPr>
@@ -2698,7 +2698,7 @@
           </w:tcPr>
           <w:p>
             <w:pPr>
-              <w:spacing w:after="0" w:before="0" w:line="264"/>
+              <w:spacing w:after="0" w:before="0" w:line="264" w:lineRule="auto"/>
             </w:pPr>
             <w:r>
               <w:rPr>
@@ -2734,7 +2734,7 @@
           </w:tcPr>
           <w:p>
             <w:pPr>
-              <w:spacing w:after="0" w:before="0" w:line="264"/>
+              <w:spacing w:after="0" w:before="0" w:line="264" w:lineRule="auto"/>
             </w:pPr>
             <w:r>
               <w:rPr>
@@ -2767,7 +2767,7 @@
           </w:tcPr>
           <w:p>
             <w:pPr>
-              <w:spacing w:after="0" w:before="0" w:line="264"/>
+              <w:spacing w:after="0" w:before="0" w:line="264" w:lineRule="auto"/>
             </w:pPr>
             <w:r>
               <w:rPr>
@@ -2798,7 +2798,7 @@
           </w:tcPr>
           <w:p>
             <w:pPr>
-              <w:spacing w:after="0" w:before="0" w:line="264"/>
+              <w:spacing w:after="0" w:before="0" w:line="264" w:lineRule="auto"/>
             </w:pPr>
             <w:r>
               <w:rPr>
@@ -2829,7 +2829,7 @@
           </w:tcPr>
           <w:p>
             <w:pPr>
-              <w:spacing w:after="0" w:before="0" w:line="264"/>
+              <w:spacing w:after="0" w:before="0" w:line="264" w:lineRule="auto"/>
             </w:pPr>
             <w:r>
               <w:rPr>
@@ -2860,7 +2860,7 @@
           </w:tcPr>
           <w:p>
             <w:pPr>
-              <w:spacing w:after="0" w:before="0" w:line="264"/>
+              <w:spacing w:after="0" w:before="0" w:line="264" w:lineRule="auto"/>
             </w:pPr>
             <w:r>
               <w:rPr>
@@ -2896,7 +2896,7 @@
           </w:tcPr>
           <w:p>
             <w:pPr>
-              <w:spacing w:after="0" w:before="0" w:line="264"/>
+              <w:spacing w:after="0" w:before="0" w:line="264" w:lineRule="auto"/>
             </w:pPr>
             <w:r>
               <w:rPr>
@@ -2929,7 +2929,7 @@
           </w:tcPr>
           <w:p>
             <w:pPr>
-              <w:spacing w:after="0" w:before="0" w:line="264"/>
+              <w:spacing w:after="0" w:before="0" w:line="264" w:lineRule="auto"/>
             </w:pPr>
             <w:r>
               <w:rPr>
@@ -2960,7 +2960,7 @@
           </w:tcPr>
           <w:p>
             <w:pPr>
-              <w:spacing w:after="0" w:before="0" w:line="264"/>
+              <w:spacing w:after="0" w:before="0" w:line="264" w:lineRule="auto"/>
             </w:pPr>
             <w:r>
               <w:rPr>
@@ -2991,7 +2991,7 @@
           </w:tcPr>
           <w:p>
             <w:pPr>
-              <w:spacing w:after="0" w:before="0" w:line="264"/>
+              <w:spacing w:after="0" w:before="0" w:line="264" w:lineRule="auto"/>
             </w:pPr>
             <w:r>
               <w:rPr>
@@ -3022,7 +3022,7 @@
           </w:tcPr>
           <w:p>
             <w:pPr>
-              <w:spacing w:after="0" w:before="0" w:line="264"/>
+              <w:spacing w:after="0" w:before="0" w:line="264" w:lineRule="auto"/>
             </w:pPr>
             <w:r>
               <w:rPr>
@@ -3058,7 +3058,7 @@
           </w:tcPr>
           <w:p>
             <w:pPr>
-              <w:spacing w:after="0" w:before="0" w:line="264"/>
+              <w:spacing w:after="0" w:before="0" w:line="264" w:lineRule="auto"/>
             </w:pPr>
             <w:r>
               <w:rPr>
@@ -3091,7 +3091,7 @@
           </w:tcPr>
           <w:p>
             <w:pPr>
-              <w:spacing w:after="0" w:before="0" w:line="264"/>
+              <w:spacing w:after="0" w:before="0" w:line="264" w:lineRule="auto"/>
             </w:pPr>
             <w:r>
               <w:rPr>
@@ -3122,7 +3122,7 @@
           </w:tcPr>
           <w:p>
             <w:pPr>
-              <w:spacing w:after="0" w:before="0" w:line="264"/>
+              <w:spacing w:after="0" w:before="0" w:line="264" w:lineRule="auto"/>
             </w:pPr>
             <w:r>
               <w:rPr>
@@ -3153,7 +3153,7 @@
           </w:tcPr>
           <w:p>
             <w:pPr>
-              <w:spacing w:after="0" w:before="0" w:line="264"/>
+              <w:spacing w:after="0" w:before="0" w:line="264" w:lineRule="auto"/>
             </w:pPr>
             <w:r>
               <w:rPr>
@@ -3184,7 +3184,7 @@
           </w:tcPr>
           <w:p>
             <w:pPr>
-              <w:spacing w:after="0" w:before="0" w:line="264"/>
+              <w:spacing w:after="0" w:before="0" w:line="264" w:lineRule="auto"/>
             </w:pPr>
             <w:r>
               <w:rPr>
@@ -3201,7 +3201,7 @@
     </w:tbl>
     <w:p>
       <w:pPr>
-        <w:spacing w:after="0" w:before="0" w:line="160"/>
+        <w:spacing w:after="0" w:before="0" w:line="160" w:lineRule="auto"/>
       </w:pPr>
       <w:r>
         <w:rPr>
@@ -3215,7 +3215,7 @@
     </w:p>
     <w:p>
       <w:pPr>
-        <w:spacing w:after="140" w:before="0" w:line="300"/>
+        <w:spacing w:after="140" w:before="0" w:line="300" w:lineRule="auto"/>
       </w:pPr>
       <w:r>
         <w:rPr>
@@ -3245,7 +3245,7 @@
     <w:p>
       <w:pPr>
         <w:keepNext/>
-        <w:spacing w:after="30" w:before="200" w:line="300"/>
+        <w:spacing w:after="30" w:before="200" w:line="300" w:lineRule="auto"/>
       </w:pPr>
       <w:r>
         <w:rPr>
@@ -3321,7 +3321,7 @@
           </w:tcPr>
           <w:p>
             <w:pPr>
-              <w:spacing w:after="0" w:before="0" w:line="264"/>
+              <w:spacing w:after="0" w:before="0" w:line="264" w:lineRule="auto"/>
             </w:pPr>
             <w:r>
               <w:rPr>
@@ -3357,7 +3357,7 @@
           </w:tcPr>
           <w:p>
             <w:pPr>
-              <w:spacing w:after="0" w:before="0" w:line="264"/>
+              <w:spacing w:after="0" w:before="0" w:line="264" w:lineRule="auto"/>
             </w:pPr>
             <w:r>
               <w:rPr>
@@ -3393,7 +3393,7 @@
           </w:tcPr>
           <w:p>
             <w:pPr>
-              <w:spacing w:after="0" w:before="0" w:line="264"/>
+              <w:spacing w:after="0" w:before="0" w:line="264" w:lineRule="auto"/>
             </w:pPr>
             <w:r>
               <w:rPr>
@@ -3429,7 +3429,7 @@
           </w:tcPr>
           <w:p>
             <w:pPr>
-              <w:spacing w:after="0" w:before="0" w:line="264"/>
+              <w:spacing w:after="0" w:before="0" w:line="264" w:lineRule="auto"/>
             </w:pPr>
             <w:r>
               <w:rPr>
@@ -3469,7 +3469,7 @@
           </w:tcPr>
           <w:p>
             <w:pPr>
-              <w:spacing w:after="0" w:before="0" w:line="264"/>
+              <w:spacing w:after="0" w:before="0" w:line="264" w:lineRule="auto"/>
             </w:pPr>
             <w:r>
               <w:rPr>
@@ -3502,7 +3502,7 @@
           </w:tcPr>
           <w:p>
             <w:pPr>
-              <w:spacing w:after="0" w:before="0" w:line="264"/>
+              <w:spacing w:after="0" w:before="0" w:line="264" w:lineRule="auto"/>
             </w:pPr>
             <w:r>
               <w:rPr>
@@ -3533,7 +3533,7 @@
           </w:tcPr>
           <w:p>
             <w:pPr>
-              <w:spacing w:after="0" w:before="0" w:line="264"/>
+              <w:spacing w:after="0" w:before="0" w:line="264" w:lineRule="auto"/>
             </w:pPr>
             <w:r>
               <w:rPr>
@@ -3564,7 +3564,7 @@
           </w:tcPr>
           <w:p>
             <w:pPr>
-              <w:spacing w:after="0" w:before="0" w:line="264"/>
+              <w:spacing w:after="0" w:before="0" w:line="264" w:lineRule="auto"/>
             </w:pPr>
             <w:r>
               <w:rPr>
@@ -3600,7 +3600,7 @@
           </w:tcPr>
           <w:p>
             <w:pPr>
-              <w:spacing w:after="0" w:before="0" w:line="264"/>
+              <w:spacing w:after="0" w:before="0" w:line="264" w:lineRule="auto"/>
             </w:pPr>
             <w:r>
               <w:rPr>
@@ -3633,7 +3633,7 @@
           </w:tcPr>
           <w:p>
             <w:pPr>
-              <w:spacing w:after="0" w:before="0" w:line="264"/>
+              <w:spacing w:after="0" w:before="0" w:line="264" w:lineRule="auto"/>
             </w:pPr>
             <w:r>
               <w:rPr>
@@ -3664,7 +3664,7 @@
           </w:tcPr>
           <w:p>
             <w:pPr>
-              <w:spacing w:after="0" w:before="0" w:line="264"/>
+              <w:spacing w:after="0" w:before="0" w:line="264" w:lineRule="auto"/>
             </w:pPr>
             <w:r>
               <w:rPr>
@@ -3695,7 +3695,7 @@
           </w:tcPr>
           <w:p>
             <w:pPr>
-              <w:spacing w:after="0" w:before="0" w:line="264"/>
+              <w:spacing w:after="0" w:before="0" w:line="264" w:lineRule="auto"/>
             </w:pPr>
             <w:r>
               <w:rPr>
@@ -3731,7 +3731,7 @@
           </w:tcPr>
           <w:p>
             <w:pPr>
-              <w:spacing w:after="0" w:before="0" w:line="264"/>
+              <w:spacing w:after="0" w:before="0" w:line="264" w:lineRule="auto"/>
             </w:pPr>
             <w:r>
               <w:rPr>
@@ -3764,7 +3764,7 @@
           </w:tcPr>
           <w:p>
             <w:pPr>
-              <w:spacing w:after="0" w:before="0" w:line="264"/>
+              <w:spacing w:after="0" w:before="0" w:line="264" w:lineRule="auto"/>
             </w:pPr>
             <w:r>
               <w:rPr>
@@ -3795,7 +3795,7 @@
           </w:tcPr>
           <w:p>
             <w:pPr>
-              <w:spacing w:after="0" w:before="0" w:line="264"/>
+              <w:spacing w:after="0" w:before="0" w:line="264" w:lineRule="auto"/>
             </w:pPr>
             <w:r>
               <w:rPr>
@@ -3826,7 +3826,7 @@
           </w:tcPr>
           <w:p>
             <w:pPr>
-              <w:spacing w:after="0" w:before="0" w:line="264"/>
+              <w:spacing w:after="0" w:before="0" w:line="264" w:lineRule="auto"/>
             </w:pPr>
             <w:r>
               <w:rPr>
@@ -3862,7 +3862,7 @@
           </w:tcPr>
           <w:p>
             <w:pPr>
-              <w:spacing w:after="0" w:before="0" w:line="264"/>
+              <w:spacing w:after="0" w:before="0" w:line="264" w:lineRule="auto"/>
             </w:pPr>
             <w:r>
               <w:rPr>
@@ -3895,7 +3895,7 @@
           </w:tcPr>
           <w:p>
             <w:pPr>
-              <w:spacing w:after="0" w:before="0" w:line="264"/>
+              <w:spacing w:after="0" w:before="0" w:line="264" w:lineRule="auto"/>
             </w:pPr>
             <w:r>
               <w:rPr>
@@ -3926,7 +3926,7 @@
           </w:tcPr>
           <w:p>
             <w:pPr>
-              <w:spacing w:after="0" w:before="0" w:line="264"/>
+              <w:spacing w:after="0" w:before="0" w:line="264" w:lineRule="auto"/>
             </w:pPr>
             <w:r>
               <w:rPr>
@@ -3957,7 +3957,7 @@
           </w:tcPr>
           <w:p>
             <w:pPr>
-              <w:spacing w:after="0" w:before="0" w:line="264"/>
+              <w:spacing w:after="0" w:before="0" w:line="264" w:lineRule="auto"/>
             </w:pPr>
             <w:r>
               <w:rPr>
@@ -3974,7 +3974,7 @@
     </w:tbl>
     <w:p>
       <w:pPr>
-        <w:spacing w:after="0" w:before="0" w:line="160"/>
+        <w:spacing w:after="0" w:before="0" w:line="160" w:lineRule="auto"/>
       </w:pPr>
       <w:r>
         <w:rPr>
@@ -3988,7 +3988,7 @@
     </w:p>
     <w:p>
       <w:pPr>
-        <w:spacing w:after="120" w:before="0" w:line="300"/>
+        <w:spacing w:after="120" w:before="0" w:line="300" w:lineRule="auto"/>
       </w:pPr>
       <w:r>
         <w:rPr>
@@ -4013,7 +4013,7 @@
     </w:p>
     <w:p>
       <w:pPr>
-        <w:spacing w:after="120" w:before="0" w:line="300"/>
+        <w:spacing w:after="120" w:before="0" w:line="300" w:lineRule="auto"/>
       </w:pPr>
       <w:r>
         <w:rPr>
@@ -4057,7 +4057,7 @@
     <w:p>
       <w:pPr>
         <w:keepNext/>
-        <w:spacing w:after="30" w:before="200" w:line="300"/>
+        <w:spacing w:after="30" w:before="200" w:line="300" w:lineRule="auto"/>
       </w:pPr>
       <w:r>
         <w:rPr>
@@ -4093,7 +4093,7 @@
     </w:p>
     <w:p>
       <w:pPr>
-        <w:spacing w:after="120" w:before="0" w:line="300"/>
+        <w:spacing w:after="120" w:before="0" w:line="300" w:lineRule="auto"/>
       </w:pPr>
       <w:r>
         <w:rPr>
@@ -4150,7 +4150,7 @@
           </w:tcPr>
           <w:p>
             <w:pPr>
-              <w:spacing w:after="0" w:before="0" w:line="264"/>
+              <w:spacing w:after="0" w:before="0" w:line="264" w:lineRule="auto"/>
             </w:pPr>
             <w:r>
               <w:rPr>
@@ -4186,7 +4186,7 @@
           </w:tcPr>
           <w:p>
             <w:pPr>
-              <w:spacing w:after="0" w:before="0" w:line="264"/>
+              <w:spacing w:after="0" w:before="0" w:line="264" w:lineRule="auto"/>
             </w:pPr>
             <w:r>
               <w:rPr>
@@ -4222,7 +4222,7 @@
           </w:tcPr>
           <w:p>
             <w:pPr>
-              <w:spacing w:after="0" w:before="0" w:line="264"/>
+              <w:spacing w:after="0" w:before="0" w:line="264" w:lineRule="auto"/>
             </w:pPr>
             <w:r>
               <w:rPr>
@@ -4258,7 +4258,7 @@
           </w:tcPr>
           <w:p>
             <w:pPr>
-              <w:spacing w:after="0" w:before="0" w:line="264"/>
+              <w:spacing w:after="0" w:before="0" w:line="264" w:lineRule="auto"/>
             </w:pPr>
             <w:r>
               <w:rPr>
@@ -4294,7 +4294,7 @@
           </w:tcPr>
           <w:p>
             <w:pPr>
-              <w:spacing w:after="0" w:before="0" w:line="264"/>
+              <w:spacing w:after="0" w:before="0" w:line="264" w:lineRule="auto"/>
             </w:pPr>
             <w:r>
               <w:rPr>
@@ -4330,7 +4330,7 @@
           </w:tcPr>
           <w:p>
             <w:pPr>
-              <w:spacing w:after="0" w:before="0" w:line="264"/>
+              <w:spacing w:after="0" w:before="0" w:line="264" w:lineRule="auto"/>
             </w:pPr>
             <w:r>
               <w:rPr>
@@ -4366,7 +4366,7 @@
           </w:tcPr>
           <w:p>
             <w:pPr>
-              <w:spacing w:after="0" w:before="0" w:line="264"/>
+              <w:spacing w:after="0" w:before="0" w:line="264" w:lineRule="auto"/>
             </w:pPr>
             <w:r>
               <w:rPr>
@@ -4406,7 +4406,7 @@
           </w:tcPr>
           <w:p>
             <w:pPr>
-              <w:spacing w:after="0" w:before="0" w:line="264"/>
+              <w:spacing w:after="0" w:before="0" w:line="264" w:lineRule="auto"/>
             </w:pPr>
             <w:r>
               <w:rPr>
@@ -4439,7 +4439,7 @@
           </w:tcPr>
           <w:p>
             <w:pPr>
-              <w:spacing w:after="0" w:before="0" w:line="264"/>
+              <w:spacing w:after="0" w:before="0" w:line="264" w:lineRule="auto"/>
             </w:pPr>
             <w:r>
               <w:rPr>
@@ -4470,7 +4470,7 @@
           </w:tcPr>
           <w:p>
             <w:pPr>
-              <w:spacing w:after="0" w:before="0" w:line="264"/>
+              <w:spacing w:after="0" w:before="0" w:line="264" w:lineRule="auto"/>
             </w:pPr>
             <w:r>
               <w:rPr>
@@ -4501,7 +4501,7 @@
           </w:tcPr>
           <w:p>
             <w:pPr>
-              <w:spacing w:after="0" w:before="0" w:line="264"/>
+              <w:spacing w:after="0" w:before="0" w:line="264" w:lineRule="auto"/>
             </w:pPr>
             <w:r>
               <w:rPr>
@@ -4532,7 +4532,7 @@
           </w:tcPr>
           <w:p>
             <w:pPr>
-              <w:spacing w:after="0" w:before="0" w:line="264"/>
+              <w:spacing w:after="0" w:before="0" w:line="264" w:lineRule="auto"/>
             </w:pPr>
             <w:r>
               <w:rPr>
@@ -4563,7 +4563,7 @@
           </w:tcPr>
           <w:p>
             <w:pPr>
-              <w:spacing w:after="0" w:before="0" w:line="264"/>
+              <w:spacing w:after="0" w:before="0" w:line="264" w:lineRule="auto"/>
             </w:pPr>
             <w:r>
               <w:rPr>
@@ -4594,7 +4594,7 @@
           </w:tcPr>
           <w:p>
             <w:pPr>
-              <w:spacing w:after="0" w:before="0" w:line="264"/>
+              <w:spacing w:after="0" w:before="0" w:line="264" w:lineRule="auto"/>
             </w:pPr>
             <w:r>
               <w:rPr>
@@ -4630,7 +4630,7 @@
           </w:tcPr>
           <w:p>
             <w:pPr>
-              <w:spacing w:after="0" w:before="0" w:line="264"/>
+              <w:spacing w:after="0" w:before="0" w:line="264" w:lineRule="auto"/>
             </w:pPr>
             <w:r>
               <w:rPr>
@@ -4663,7 +4663,7 @@
           </w:tcPr>
           <w:p>
             <w:pPr>
-              <w:spacing w:after="0" w:before="0" w:line="264"/>
+              <w:spacing w:after="0" w:before="0" w:line="264" w:lineRule="auto"/>
             </w:pPr>
             <w:r>
               <w:rPr>
@@ -4694,7 +4694,7 @@
           </w:tcPr>
           <w:p>
             <w:pPr>
-              <w:spacing w:after="0" w:before="0" w:line="264"/>
+              <w:spacing w:after="0" w:before="0" w:line="264" w:lineRule="auto"/>
             </w:pPr>
             <w:r>
               <w:rPr>
@@ -4725,7 +4725,7 @@
           </w:tcPr>
           <w:p>
             <w:pPr>
-              <w:spacing w:after="0" w:before="0" w:line="264"/>
+              <w:spacing w:after="0" w:before="0" w:line="264" w:lineRule="auto"/>
             </w:pPr>
             <w:r>
               <w:rPr>
@@ -4756,7 +4756,7 @@
           </w:tcPr>
           <w:p>
             <w:pPr>
-              <w:spacing w:after="0" w:before="0" w:line="264"/>
+              <w:spacing w:after="0" w:before="0" w:line="264" w:lineRule="auto"/>
             </w:pPr>
             <w:r>
               <w:rPr>
@@ -4787,7 +4787,7 @@
           </w:tcPr>
           <w:p>
             <w:pPr>
-              <w:spacing w:after="0" w:before="0" w:line="264"/>
+              <w:spacing w:after="0" w:before="0" w:line="264" w:lineRule="auto"/>
             </w:pPr>
             <w:r>
               <w:rPr>
@@ -4818,7 +4818,7 @@
           </w:tcPr>
           <w:p>
             <w:pPr>
-              <w:spacing w:after="0" w:before="0" w:line="264"/>
+              <w:spacing w:after="0" w:before="0" w:line="264" w:lineRule="auto"/>
             </w:pPr>
             <w:r>
               <w:rPr>
@@ -4854,7 +4854,7 @@
           </w:tcPr>
           <w:p>
             <w:pPr>
-              <w:spacing w:after="0" w:before="0" w:line="264"/>
+              <w:spacing w:after="0" w:before="0" w:line="264" w:lineRule="auto"/>
             </w:pPr>
             <w:r>
               <w:rPr>
@@ -4887,7 +4887,7 @@
           </w:tcPr>
           <w:p>
             <w:pPr>
-              <w:spacing w:after="0" w:before="0" w:line="264"/>
+              <w:spacing w:after="0" w:before="0" w:line="264" w:lineRule="auto"/>
             </w:pPr>
             <w:r>
               <w:rPr>
@@ -4918,7 +4918,7 @@
           </w:tcPr>
           <w:p>
             <w:pPr>
-              <w:spacing w:after="0" w:before="0" w:line="264"/>
+              <w:spacing w:after="0" w:before="0" w:line="264" w:lineRule="auto"/>
             </w:pPr>
             <w:r>
               <w:rPr>
@@ -4949,7 +4949,7 @@
           </w:tcPr>
           <w:p>
             <w:pPr>
-              <w:spacing w:after="0" w:before="0" w:line="264"/>
+              <w:spacing w:after="0" w:before="0" w:line="264" w:lineRule="auto"/>
             </w:pPr>
             <w:r>
               <w:rPr>
@@ -4980,7 +4980,7 @@
           </w:tcPr>
           <w:p>
             <w:pPr>
-              <w:spacing w:after="0" w:before="0" w:line="264"/>
+              <w:spacing w:after="0" w:before="0" w:line="264" w:lineRule="auto"/>
             </w:pPr>
             <w:r>
               <w:rPr>
@@ -5011,7 +5011,7 @@
           </w:tcPr>
           <w:p>
             <w:pPr>
-              <w:spacing w:after="0" w:before="0" w:line="264"/>
+              <w:spacing w:after="0" w:before="0" w:line="264" w:lineRule="auto"/>
             </w:pPr>
             <w:r>
               <w:rPr>
@@ -5042,7 +5042,7 @@
           </w:tcPr>
           <w:p>
             <w:pPr>
-              <w:spacing w:after="0" w:before="0" w:line="264"/>
+              <w:spacing w:after="0" w:before="0" w:line="264" w:lineRule="auto"/>
             </w:pPr>
             <w:r>
               <w:rPr>
@@ -5078,7 +5078,7 @@
           </w:tcPr>
           <w:p>
             <w:pPr>
-              <w:spacing w:after="0" w:before="0" w:line="264"/>
+              <w:spacing w:after="0" w:before="0" w:line="264" w:lineRule="auto"/>
             </w:pPr>
             <w:r>
               <w:rPr>
@@ -5111,7 +5111,7 @@
           </w:tcPr>
           <w:p>
             <w:pPr>
-              <w:spacing w:after="0" w:before="0" w:line="264"/>
+              <w:spacing w:after="0" w:before="0" w:line="264" w:lineRule="auto"/>
             </w:pPr>
             <w:r>
               <w:rPr>
@@ -5142,7 +5142,7 @@
           </w:tcPr>
           <w:p>
             <w:pPr>
-              <w:spacing w:after="0" w:before="0" w:line="264"/>
+              <w:spacing w:after="0" w:before="0" w:line="264" w:lineRule="auto"/>
             </w:pPr>
             <w:r>
               <w:rPr>
@@ -5173,7 +5173,7 @@
           </w:tcPr>
           <w:p>
             <w:pPr>
-              <w:spacing w:after="0" w:before="0" w:line="264"/>
+              <w:spacing w:after="0" w:before="0" w:line="264" w:lineRule="auto"/>
             </w:pPr>
             <w:r>
               <w:rPr>
@@ -5204,7 +5204,7 @@
           </w:tcPr>
           <w:p>
             <w:pPr>
-              <w:spacing w:after="0" w:before="0" w:line="264"/>
+              <w:spacing w:after="0" w:before="0" w:line="264" w:lineRule="auto"/>
             </w:pPr>
             <w:r>
               <w:rPr>
@@ -5235,7 +5235,7 @@
           </w:tcPr>
           <w:p>
             <w:pPr>
-              <w:spacing w:after="0" w:before="0" w:line="264"/>
+              <w:spacing w:after="0" w:before="0" w:line="264" w:lineRule="auto"/>
             </w:pPr>
             <w:r>
               <w:rPr>
@@ -5266,7 +5266,7 @@
           </w:tcPr>
           <w:p>
             <w:pPr>
-              <w:spacing w:after="0" w:before="0" w:line="264"/>
+              <w:spacing w:after="0" w:before="0" w:line="264" w:lineRule="auto"/>
             </w:pPr>
             <w:r>
               <w:rPr>
@@ -5302,7 +5302,7 @@
           </w:tcPr>
           <w:p>
             <w:pPr>
-              <w:spacing w:after="0" w:before="0" w:line="264"/>
+              <w:spacing w:after="0" w:before="0" w:line="264" w:lineRule="auto"/>
             </w:pPr>
             <w:r>
               <w:rPr>
@@ -5335,7 +5335,7 @@
           </w:tcPr>
           <w:p>
             <w:pPr>
-              <w:spacing w:after="0" w:before="0" w:line="264"/>
+              <w:spacing w:after="0" w:before="0" w:line="264" w:lineRule="auto"/>
             </w:pPr>
             <w:r>
               <w:rPr>
@@ -5366,7 +5366,7 @@
           </w:tcPr>
           <w:p>
             <w:pPr>
-              <w:spacing w:after="0" w:before="0" w:line="264"/>
+              <w:spacing w:after="0" w:before="0" w:line="264" w:lineRule="auto"/>
             </w:pPr>
             <w:r>
               <w:rPr>
@@ -5397,7 +5397,7 @@
           </w:tcPr>
           <w:p>
             <w:pPr>
-              <w:spacing w:after="0" w:before="0" w:line="264"/>
+              <w:spacing w:after="0" w:before="0" w:line="264" w:lineRule="auto"/>
             </w:pPr>
             <w:r>
               <w:rPr>
@@ -5428,7 +5428,7 @@
           </w:tcPr>
           <w:p>
             <w:pPr>
-              <w:spacing w:after="0" w:before="0" w:line="264"/>
+              <w:spacing w:after="0" w:before="0" w:line="264" w:lineRule="auto"/>
             </w:pPr>
             <w:r>
               <w:rPr>
@@ -5459,7 +5459,7 @@
           </w:tcPr>
           <w:p>
             <w:pPr>
-              <w:spacing w:after="0" w:before="0" w:line="264"/>
+              <w:spacing w:after="0" w:before="0" w:line="264" w:lineRule="auto"/>
             </w:pPr>
             <w:r>
               <w:rPr>
@@ -5490,7 +5490,7 @@
           </w:tcPr>
           <w:p>
             <w:pPr>
-              <w:spacing w:after="0" w:before="0" w:line="264"/>
+              <w:spacing w:after="0" w:before="0" w:line="264" w:lineRule="auto"/>
             </w:pPr>
             <w:r>
               <w:rPr>
@@ -5526,7 +5526,7 @@
           </w:tcPr>
           <w:p>
             <w:pPr>
-              <w:spacing w:after="0" w:before="0" w:line="264"/>
+              <w:spacing w:after="0" w:before="0" w:line="264" w:lineRule="auto"/>
             </w:pPr>
             <w:r>
               <w:rPr>
@@ -5559,7 +5559,7 @@
           </w:tcPr>
           <w:p>
             <w:pPr>
-              <w:spacing w:after="0" w:before="0" w:line="264"/>
+              <w:spacing w:after="0" w:before="0" w:line="264" w:lineRule="auto"/>
             </w:pPr>
             <w:r>
               <w:rPr>
@@ -5590,7 +5590,7 @@
           </w:tcPr>
           <w:p>
             <w:pPr>
-              <w:spacing w:after="0" w:before="0" w:line="264"/>
+              <w:spacing w:after="0" w:before="0" w:line="264" w:lineRule="auto"/>
             </w:pPr>
             <w:r>
               <w:rPr>
@@ -5621,7 +5621,7 @@
           </w:tcPr>
           <w:p>
             <w:pPr>
-              <w:spacing w:after="0" w:before="0" w:line="264"/>
+              <w:spacing w:after="0" w:before="0" w:line="264" w:lineRule="auto"/>
             </w:pPr>
             <w:r>
               <w:rPr>
@@ -5652,7 +5652,7 @@
           </w:tcPr>
           <w:p>
             <w:pPr>
-              <w:spacing w:after="0" w:before="0" w:line="264"/>
+              <w:spacing w:after="0" w:before="0" w:line="264" w:lineRule="auto"/>
             </w:pPr>
             <w:r>
               <w:rPr>
@@ -5683,7 +5683,7 @@
           </w:tcPr>
           <w:p>
             <w:pPr>
-              <w:spacing w:after="0" w:before="0" w:line="264"/>
+              <w:spacing w:after="0" w:before="0" w:line="264" w:lineRule="auto"/>
             </w:pPr>
             <w:r>
               <w:rPr>
@@ -5714,7 +5714,7 @@
           </w:tcPr>
           <w:p>
             <w:pPr>
-              <w:spacing w:after="0" w:before="0" w:line="264"/>
+              <w:spacing w:after="0" w:before="0" w:line="264" w:lineRule="auto"/>
             </w:pPr>
             <w:r>
               <w:rPr>
@@ -5750,7 +5750,7 @@
           </w:tcPr>
           <w:p>
             <w:pPr>
-              <w:spacing w:after="0" w:before="0" w:line="264"/>
+              <w:spacing w:after="0" w:before="0" w:line="264" w:lineRule="auto"/>
             </w:pPr>
             <w:r>
               <w:rPr>
@@ -5783,7 +5783,7 @@
           </w:tcPr>
           <w:p>
             <w:pPr>
-              <w:spacing w:after="0" w:before="0" w:line="264"/>
+              <w:spacing w:after="0" w:before="0" w:line="264" w:lineRule="auto"/>
             </w:pPr>
             <w:r>
               <w:rPr>
@@ -5814,7 +5814,7 @@
           </w:tcPr>
           <w:p>
             <w:pPr>
-              <w:spacing w:after="0" w:before="0" w:line="264"/>
+              <w:spacing w:after="0" w:before="0" w:line="264" w:lineRule="auto"/>
             </w:pPr>
             <w:r>
               <w:rPr>
@@ -5845,7 +5845,7 @@
           </w:tcPr>
           <w:p>
             <w:pPr>
-              <w:spacing w:after="0" w:before="0" w:line="264"/>
+              <w:spacing w:after="0" w:before="0" w:line="264" w:lineRule="auto"/>
             </w:pPr>
             <w:r>
               <w:rPr>
@@ -5876,7 +5876,7 @@
           </w:tcPr>
           <w:p>
             <w:pPr>
-              <w:spacing w:after="0" w:before="0" w:line="264"/>
+              <w:spacing w:after="0" w:before="0" w:line="264" w:lineRule="auto"/>
             </w:pPr>
             <w:r>
               <w:rPr>
@@ -5907,7 +5907,7 @@
           </w:tcPr>
           <w:p>
             <w:pPr>
-              <w:spacing w:after="0" w:before="0" w:line="264"/>
+              <w:spacing w:after="0" w:before="0" w:line="264" w:lineRule="auto"/>
             </w:pPr>
             <w:r>
               <w:rPr>
@@ -5938,7 +5938,7 @@
           </w:tcPr>
           <w:p>
             <w:pPr>
-              <w:spacing w:after="0" w:before="0" w:line="264"/>
+              <w:spacing w:after="0" w:before="0" w:line="264" w:lineRule="auto"/>
             </w:pPr>
             <w:r>
               <w:rPr>
@@ -5974,7 +5974,7 @@
           </w:tcPr>
           <w:p>
             <w:pPr>
-              <w:spacing w:after="0" w:before="0" w:line="264"/>
+              <w:spacing w:after="0" w:before="0" w:line="264" w:lineRule="auto"/>
             </w:pPr>
             <w:r>
               <w:rPr>
@@ -6007,7 +6007,7 @@
           </w:tcPr>
           <w:p>
             <w:pPr>
-              <w:spacing w:after="0" w:before="0" w:line="264"/>
+              <w:spacing w:after="0" w:before="0" w:line="264" w:lineRule="auto"/>
             </w:pPr>
             <w:r>
               <w:rPr>
@@ -6038,7 +6038,7 @@
           </w:tcPr>
           <w:p>
             <w:pPr>
-              <w:spacing w:after="0" w:before="0" w:line="264"/>
+              <w:spacing w:after="0" w:before="0" w:line="264" w:lineRule="auto"/>
             </w:pPr>
             <w:r>
               <w:rPr>
@@ -6069,7 +6069,7 @@
           </w:tcPr>
           <w:p>
             <w:pPr>
-              <w:spacing w:after="0" w:before="0" w:line="264"/>
+              <w:spacing w:after="0" w:before="0" w:line="264" w:lineRule="auto"/>
             </w:pPr>
             <w:r>
               <w:rPr>
@@ -6100,7 +6100,7 @@
           </w:tcPr>
           <w:p>
             <w:pPr>
-              <w:spacing w:after="0" w:before="0" w:line="264"/>
+              <w:spacing w:after="0" w:before="0" w:line="264" w:lineRule="auto"/>
             </w:pPr>
             <w:r>
               <w:rPr>
@@ -6131,7 +6131,7 @@
           </w:tcPr>
           <w:p>
             <w:pPr>
-              <w:spacing w:after="0" w:before="0" w:line="264"/>
+              <w:spacing w:after="0" w:before="0" w:line="264" w:lineRule="auto"/>
             </w:pPr>
             <w:r>
               <w:rPr>
@@ -6162,7 +6162,7 @@
           </w:tcPr>
           <w:p>
             <w:pPr>
-              <w:spacing w:after="0" w:before="0" w:line="264"/>
+              <w:spacing w:after="0" w:before="0" w:line="264" w:lineRule="auto"/>
             </w:pPr>
             <w:r>
               <w:rPr>
@@ -6198,7 +6198,7 @@
           </w:tcPr>
           <w:p>
             <w:pPr>
-              <w:spacing w:after="0" w:before="0" w:line="264"/>
+              <w:spacing w:after="0" w:before="0" w:line="264" w:lineRule="auto"/>
             </w:pPr>
             <w:r>
               <w:rPr>
@@ -6231,7 +6231,7 @@
           </w:tcPr>
           <w:p>
             <w:pPr>
-              <w:spacing w:after="0" w:before="0" w:line="264"/>
+              <w:spacing w:after="0" w:before="0" w:line="264" w:lineRule="auto"/>
             </w:pPr>
             <w:r>
               <w:rPr>
@@ -6262,7 +6262,7 @@
           </w:tcPr>
           <w:p>
             <w:pPr>
-              <w:spacing w:after="0" w:before="0" w:line="264"/>
+              <w:spacing w:after="0" w:before="0" w:line="264" w:lineRule="auto"/>
             </w:pPr>
             <w:r>
               <w:rPr>
@@ -6293,7 +6293,7 @@
           </w:tcPr>
           <w:p>
             <w:pPr>
-              <w:spacing w:after="0" w:before="0" w:line="264"/>
+              <w:spacing w:after="0" w:before="0" w:line="264" w:lineRule="auto"/>
             </w:pPr>
             <w:r>
               <w:rPr>
@@ -6324,7 +6324,7 @@
           </w:tcPr>
           <w:p>
             <w:pPr>
-              <w:spacing w:after="0" w:before="0" w:line="264"/>
+              <w:spacing w:after="0" w:before="0" w:line="264" w:lineRule="auto"/>
             </w:pPr>
             <w:r>
               <w:rPr>
@@ -6355,7 +6355,7 @@
           </w:tcPr>
           <w:p>
             <w:pPr>
-              <w:spacing w:after="0" w:before="0" w:line="264"/>
+              <w:spacing w:after="0" w:before="0" w:line="264" w:lineRule="auto"/>
             </w:pPr>
             <w:r>
               <w:rPr>
@@ -6386,7 +6386,7 @@
           </w:tcPr>
           <w:p>
             <w:pPr>
-              <w:spacing w:after="0" w:before="0" w:line="264"/>
+              <w:spacing w:after="0" w:before="0" w:line="264" w:lineRule="auto"/>
             </w:pPr>
             <w:r>
               <w:rPr>
@@ -6403,7 +6403,7 @@
     </w:tbl>
     <w:p>
       <w:pPr>
-        <w:spacing w:after="0" w:before="0" w:line="160"/>
+        <w:spacing w:after="0" w:before="0" w:line="160" w:lineRule="auto"/>
       </w:pPr>
       <w:r>
         <w:rPr>
@@ -6417,7 +6417,7 @@
     </w:p>
     <w:p>
       <w:pPr>
-        <w:spacing w:after="140" w:before="0" w:line="300"/>
+        <w:spacing w:after="140" w:before="0" w:line="300" w:lineRule="auto"/>
       </w:pPr>
       <w:r>
         <w:rPr>
@@ -6447,7 +6447,7 @@
     <w:p>
       <w:pPr>
         <w:keepNext/>
-        <w:spacing w:after="30" w:before="200" w:line="300"/>
+        <w:spacing w:after="30" w:before="200" w:line="300" w:lineRule="auto"/>
       </w:pPr>
       <w:r>
         <w:rPr>
@@ -6483,7 +6483,7 @@
     </w:p>
     <w:p>
       <w:pPr>
-        <w:spacing w:after="120" w:before="0" w:line="300"/>
+        <w:spacing w:after="120" w:before="0" w:line="300" w:lineRule="auto"/>
       </w:pPr>
       <w:r>
         <w:rPr>
@@ -6508,13 +6508,13 @@
         </w:tblBorders>
       </w:tblPr>
       <w:tblGrid>
-        <w:gridCol w:w="900"/>
-        <w:gridCol w:w="900"/>
-        <w:gridCol w:w="1200"/>
-        <w:gridCol w:w="800"/>
-        <w:gridCol w:w="2484"/>
-        <w:gridCol w:w="1100"/>
-        <w:gridCol w:w="1800"/>
+        <w:gridCol w:w="1000"/>
+        <w:gridCol w:w="1250"/>
+        <w:gridCol w:w="1050"/>
+        <w:gridCol w:w="940"/>
+        <w:gridCol w:w="2044"/>
+        <w:gridCol w:w="1000"/>
+        <w:gridCol w:w="1900"/>
       </w:tblGrid>
       <w:tr>
         <w:trPr>
@@ -6523,7 +6523,7 @@
         </w:trPr>
         <w:tc>
           <w:tcPr>
-            <w:tcW w:type="dxa" w:w="900"/>
+            <w:tcW w:type="dxa" w:w="1000"/>
             <w:tcBorders>
               <w:top w:val="none" w:color="auto" w:sz="0"/>
               <w:left w:val="none" w:color="auto" w:sz="0"/>
@@ -6540,7 +6540,7 @@
           </w:tcPr>
           <w:p>
             <w:pPr>
-              <w:spacing w:after="0" w:before="0" w:line="264"/>
+              <w:spacing w:after="0" w:before="0" w:line="264" w:lineRule="auto"/>
             </w:pPr>
             <w:r>
               <w:rPr>
@@ -6559,7 +6559,7 @@
         </w:tc>
         <w:tc>
           <w:tcPr>
-            <w:tcW w:type="dxa" w:w="900"/>
+            <w:tcW w:type="dxa" w:w="1250"/>
             <w:tcBorders>
               <w:top w:val="none" w:color="auto" w:sz="0"/>
               <w:left w:val="none" w:color="auto" w:sz="0"/>
@@ -6576,7 +6576,7 @@
           </w:tcPr>
           <w:p>
             <w:pPr>
-              <w:spacing w:after="0" w:before="0" w:line="264"/>
+              <w:spacing w:after="0" w:before="0" w:line="264" w:lineRule="auto"/>
             </w:pPr>
             <w:r>
               <w:rPr>
@@ -6595,7 +6595,7 @@
         </w:tc>
         <w:tc>
           <w:tcPr>
-            <w:tcW w:type="dxa" w:w="1200"/>
+            <w:tcW w:type="dxa" w:w="1050"/>
             <w:tcBorders>
               <w:top w:val="none" w:color="auto" w:sz="0"/>
               <w:left w:val="none" w:color="auto" w:sz="0"/>
@@ -6612,7 +6612,7 @@
           </w:tcPr>
           <w:p>
             <w:pPr>
-              <w:spacing w:after="0" w:before="0" w:line="264"/>
+              <w:spacing w:after="0" w:before="0" w:line="264" w:lineRule="auto"/>
             </w:pPr>
             <w:r>
               <w:rPr>
@@ -6631,7 +6631,7 @@
         </w:tc>
         <w:tc>
           <w:tcPr>
-            <w:tcW w:type="dxa" w:w="800"/>
+            <w:tcW w:type="dxa" w:w="940"/>
             <w:tcBorders>
               <w:top w:val="none" w:color="auto" w:sz="0"/>
               <w:left w:val="none" w:color="auto" w:sz="0"/>
@@ -6648,7 +6648,7 @@
           </w:tcPr>
           <w:p>
             <w:pPr>
-              <w:spacing w:after="0" w:before="0" w:line="264"/>
+              <w:spacing w:after="0" w:before="0" w:line="264" w:lineRule="auto"/>
             </w:pPr>
             <w:r>
               <w:rPr>
@@ -6667,7 +6667,7 @@
         </w:tc>
         <w:tc>
           <w:tcPr>
-            <w:tcW w:type="dxa" w:w="2484"/>
+            <w:tcW w:type="dxa" w:w="2044"/>
             <w:tcBorders>
               <w:top w:val="none" w:color="auto" w:sz="0"/>
               <w:left w:val="none" w:color="auto" w:sz="0"/>
@@ -6684,7 +6684,7 @@
           </w:tcPr>
           <w:p>
             <w:pPr>
-              <w:spacing w:after="0" w:before="0" w:line="264"/>
+              <w:spacing w:after="0" w:before="0" w:line="264" w:lineRule="auto"/>
             </w:pPr>
             <w:r>
               <w:rPr>
@@ -6703,7 +6703,7 @@
         </w:tc>
         <w:tc>
           <w:tcPr>
-            <w:tcW w:type="dxa" w:w="1100"/>
+            <w:tcW w:type="dxa" w:w="1000"/>
             <w:tcBorders>
               <w:top w:val="none" w:color="auto" w:sz="0"/>
               <w:left w:val="none" w:color="auto" w:sz="0"/>
@@ -6720,7 +6720,7 @@
           </w:tcPr>
           <w:p>
             <w:pPr>
-              <w:spacing w:after="0" w:before="0" w:line="264"/>
+              <w:spacing w:after="0" w:before="0" w:line="264" w:lineRule="auto"/>
             </w:pPr>
             <w:r>
               <w:rPr>
@@ -6733,13 +6733,13 @@
                 <w:sz w:val="15"/>
                 <w:szCs w:val="15"/>
               </w:rPr>
-              <w:t xml:space="preserve">Calibrated</w:t>
-            </w:r>
-          </w:p>
-        </w:tc>
-        <w:tc>
-          <w:tcPr>
-            <w:tcW w:type="dxa" w:w="1800"/>
+              <w:t xml:space="preserve">Agreed</w:t>
+            </w:r>
+          </w:p>
+        </w:tc>
+        <w:tc>
+          <w:tcPr>
+            <w:tcW w:type="dxa" w:w="1900"/>
             <w:tcBorders>
               <w:top w:val="none" w:color="auto" w:sz="0"/>
               <w:left w:val="none" w:color="auto" w:sz="0"/>
@@ -6756,7 +6756,7 @@
           </w:tcPr>
           <w:p>
             <w:pPr>
-              <w:spacing w:after="0" w:before="0" w:line="264"/>
+              <w:spacing w:after="0" w:before="0" w:line="264" w:lineRule="auto"/>
             </w:pPr>
             <w:r>
               <w:rPr>
@@ -6780,23 +6780,23 @@
         </w:trPr>
         <w:tc>
           <w:tcPr>
-            <w:tcW w:type="dxa" w:w="900"/>
-            <w:tcBorders>
-              <w:top w:val="none" w:color="auto" w:sz="0"/>
-              <w:left w:val="none" w:color="auto" w:sz="0"/>
-              <w:bottom w:val="single" w:color="D5E3DE" w:sz="4"/>
-              <w:right w:val="none" w:color="auto" w:sz="0"/>
-            </w:tcBorders>
-            <w:tcMar>
-              <w:top w:type="dxa" w:w="60"/>
-              <w:left w:type="dxa" w:w="110"/>
-              <w:bottom w:type="dxa" w:w="60"/>
-              <w:right w:type="dxa" w:w="110"/>
-            </w:tcMar>
-          </w:tcPr>
-          <w:p>
-            <w:pPr>
-              <w:spacing w:after="0" w:before="0" w:line="264"/>
+            <w:tcW w:type="dxa" w:w="1000"/>
+            <w:tcBorders>
+              <w:top w:val="none" w:color="auto" w:sz="0"/>
+              <w:left w:val="none" w:color="auto" w:sz="0"/>
+              <w:bottom w:val="single" w:color="D5E3DE" w:sz="4"/>
+              <w:right w:val="none" w:color="auto" w:sz="0"/>
+            </w:tcBorders>
+            <w:tcMar>
+              <w:top w:type="dxa" w:w="60"/>
+              <w:left w:type="dxa" w:w="110"/>
+              <w:bottom w:type="dxa" w:w="60"/>
+              <w:right w:type="dxa" w:w="110"/>
+            </w:tcMar>
+          </w:tcPr>
+          <w:p>
+            <w:pPr>
+              <w:spacing w:after="0" w:before="0" w:line="264" w:lineRule="auto"/>
             </w:pPr>
             <w:r>
               <w:rPr>
@@ -6813,23 +6813,23 @@
         </w:tc>
         <w:tc>
           <w:tcPr>
-            <w:tcW w:type="dxa" w:w="900"/>
-            <w:tcBorders>
-              <w:top w:val="none" w:color="auto" w:sz="0"/>
-              <w:left w:val="none" w:color="auto" w:sz="0"/>
-              <w:bottom w:val="single" w:color="D5E3DE" w:sz="4"/>
-              <w:right w:val="none" w:color="auto" w:sz="0"/>
-            </w:tcBorders>
-            <w:tcMar>
-              <w:top w:type="dxa" w:w="60"/>
-              <w:left w:type="dxa" w:w="110"/>
-              <w:bottom w:type="dxa" w:w="60"/>
-              <w:right w:type="dxa" w:w="110"/>
-            </w:tcMar>
-          </w:tcPr>
-          <w:p>
-            <w:pPr>
-              <w:spacing w:after="0" w:before="0" w:line="264"/>
+            <w:tcW w:type="dxa" w:w="1250"/>
+            <w:tcBorders>
+              <w:top w:val="none" w:color="auto" w:sz="0"/>
+              <w:left w:val="none" w:color="auto" w:sz="0"/>
+              <w:bottom w:val="single" w:color="D5E3DE" w:sz="4"/>
+              <w:right w:val="none" w:color="auto" w:sz="0"/>
+            </w:tcBorders>
+            <w:tcMar>
+              <w:top w:type="dxa" w:w="60"/>
+              <w:left w:type="dxa" w:w="110"/>
+              <w:bottom w:type="dxa" w:w="60"/>
+              <w:right w:type="dxa" w:w="110"/>
+            </w:tcMar>
+          </w:tcPr>
+          <w:p>
+            <w:pPr>
+              <w:spacing w:after="0" w:before="0" w:line="264" w:lineRule="auto"/>
             </w:pPr>
             <w:r>
               <w:rPr>
@@ -6844,23 +6844,23 @@
         </w:tc>
         <w:tc>
           <w:tcPr>
-            <w:tcW w:type="dxa" w:w="1200"/>
-            <w:tcBorders>
-              <w:top w:val="none" w:color="auto" w:sz="0"/>
-              <w:left w:val="none" w:color="auto" w:sz="0"/>
-              <w:bottom w:val="single" w:color="D5E3DE" w:sz="4"/>
-              <w:right w:val="none" w:color="auto" w:sz="0"/>
-            </w:tcBorders>
-            <w:tcMar>
-              <w:top w:type="dxa" w:w="60"/>
-              <w:left w:type="dxa" w:w="110"/>
-              <w:bottom w:type="dxa" w:w="60"/>
-              <w:right w:type="dxa" w:w="110"/>
-            </w:tcMar>
-          </w:tcPr>
-          <w:p>
-            <w:pPr>
-              <w:spacing w:after="0" w:before="0" w:line="264"/>
+            <w:tcW w:type="dxa" w:w="1050"/>
+            <w:tcBorders>
+              <w:top w:val="none" w:color="auto" w:sz="0"/>
+              <w:left w:val="none" w:color="auto" w:sz="0"/>
+              <w:bottom w:val="single" w:color="D5E3DE" w:sz="4"/>
+              <w:right w:val="none" w:color="auto" w:sz="0"/>
+            </w:tcBorders>
+            <w:tcMar>
+              <w:top w:type="dxa" w:w="60"/>
+              <w:left w:type="dxa" w:w="110"/>
+              <w:bottom w:type="dxa" w:w="60"/>
+              <w:right w:type="dxa" w:w="110"/>
+            </w:tcMar>
+          </w:tcPr>
+          <w:p>
+            <w:pPr>
+              <w:spacing w:after="0" w:before="0" w:line="264" w:lineRule="auto"/>
             </w:pPr>
             <w:r>
               <w:rPr>
@@ -6875,23 +6875,23 @@
         </w:tc>
         <w:tc>
           <w:tcPr>
-            <w:tcW w:type="dxa" w:w="800"/>
-            <w:tcBorders>
-              <w:top w:val="none" w:color="auto" w:sz="0"/>
-              <w:left w:val="none" w:color="auto" w:sz="0"/>
-              <w:bottom w:val="single" w:color="D5E3DE" w:sz="4"/>
-              <w:right w:val="none" w:color="auto" w:sz="0"/>
-            </w:tcBorders>
-            <w:tcMar>
-              <w:top w:type="dxa" w:w="60"/>
-              <w:left w:type="dxa" w:w="110"/>
-              <w:bottom w:type="dxa" w:w="60"/>
-              <w:right w:type="dxa" w:w="110"/>
-            </w:tcMar>
-          </w:tcPr>
-          <w:p>
-            <w:pPr>
-              <w:spacing w:after="0" w:before="0" w:line="264"/>
+            <w:tcW w:type="dxa" w:w="940"/>
+            <w:tcBorders>
+              <w:top w:val="none" w:color="auto" w:sz="0"/>
+              <w:left w:val="none" w:color="auto" w:sz="0"/>
+              <w:bottom w:val="single" w:color="D5E3DE" w:sz="4"/>
+              <w:right w:val="none" w:color="auto" w:sz="0"/>
+            </w:tcBorders>
+            <w:tcMar>
+              <w:top w:type="dxa" w:w="60"/>
+              <w:left w:type="dxa" w:w="110"/>
+              <w:bottom w:type="dxa" w:w="60"/>
+              <w:right w:type="dxa" w:w="110"/>
+            </w:tcMar>
+          </w:tcPr>
+          <w:p>
+            <w:pPr>
+              <w:spacing w:after="0" w:before="0" w:line="264" w:lineRule="auto"/>
             </w:pPr>
             <w:r>
               <w:rPr>
@@ -6906,23 +6906,23 @@
         </w:tc>
         <w:tc>
           <w:tcPr>
-            <w:tcW w:type="dxa" w:w="2484"/>
-            <w:tcBorders>
-              <w:top w:val="none" w:color="auto" w:sz="0"/>
-              <w:left w:val="none" w:color="auto" w:sz="0"/>
-              <w:bottom w:val="single" w:color="D5E3DE" w:sz="4"/>
-              <w:right w:val="none" w:color="auto" w:sz="0"/>
-            </w:tcBorders>
-            <w:tcMar>
-              <w:top w:type="dxa" w:w="60"/>
-              <w:left w:type="dxa" w:w="110"/>
-              <w:bottom w:type="dxa" w:w="60"/>
-              <w:right w:type="dxa" w:w="110"/>
-            </w:tcMar>
-          </w:tcPr>
-          <w:p>
-            <w:pPr>
-              <w:spacing w:after="0" w:before="0" w:line="264"/>
+            <w:tcW w:type="dxa" w:w="2044"/>
+            <w:tcBorders>
+              <w:top w:val="none" w:color="auto" w:sz="0"/>
+              <w:left w:val="none" w:color="auto" w:sz="0"/>
+              <w:bottom w:val="single" w:color="D5E3DE" w:sz="4"/>
+              <w:right w:val="none" w:color="auto" w:sz="0"/>
+            </w:tcBorders>
+            <w:tcMar>
+              <w:top w:type="dxa" w:w="60"/>
+              <w:left w:type="dxa" w:w="110"/>
+              <w:bottom w:type="dxa" w:w="60"/>
+              <w:right w:type="dxa" w:w="110"/>
+            </w:tcMar>
+          </w:tcPr>
+          <w:p>
+            <w:pPr>
+              <w:spacing w:after="0" w:before="0" w:line="264" w:lineRule="auto"/>
             </w:pPr>
             <w:r>
               <w:rPr>
@@ -6937,23 +6937,23 @@
         </w:tc>
         <w:tc>
           <w:tcPr>
-            <w:tcW w:type="dxa" w:w="1100"/>
-            <w:tcBorders>
-              <w:top w:val="none" w:color="auto" w:sz="0"/>
-              <w:left w:val="none" w:color="auto" w:sz="0"/>
-              <w:bottom w:val="single" w:color="D5E3DE" w:sz="4"/>
-              <w:right w:val="none" w:color="auto" w:sz="0"/>
-            </w:tcBorders>
-            <w:tcMar>
-              <w:top w:type="dxa" w:w="60"/>
-              <w:left w:type="dxa" w:w="110"/>
-              <w:bottom w:type="dxa" w:w="60"/>
-              <w:right w:type="dxa" w:w="110"/>
-            </w:tcMar>
-          </w:tcPr>
-          <w:p>
-            <w:pPr>
-              <w:spacing w:after="0" w:before="0" w:line="264"/>
+            <w:tcW w:type="dxa" w:w="1000"/>
+            <w:tcBorders>
+              <w:top w:val="none" w:color="auto" w:sz="0"/>
+              <w:left w:val="none" w:color="auto" w:sz="0"/>
+              <w:bottom w:val="single" w:color="D5E3DE" w:sz="4"/>
+              <w:right w:val="none" w:color="auto" w:sz="0"/>
+            </w:tcBorders>
+            <w:tcMar>
+              <w:top w:type="dxa" w:w="60"/>
+              <w:left w:type="dxa" w:w="110"/>
+              <w:bottom w:type="dxa" w:w="60"/>
+              <w:right w:type="dxa" w:w="110"/>
+            </w:tcMar>
+          </w:tcPr>
+          <w:p>
+            <w:pPr>
+              <w:spacing w:after="0" w:before="0" w:line="264" w:lineRule="auto"/>
             </w:pPr>
             <w:r>
               <w:rPr>
@@ -6968,23 +6968,23 @@
         </w:tc>
         <w:tc>
           <w:tcPr>
-            <w:tcW w:type="dxa" w:w="1800"/>
-            <w:tcBorders>
-              <w:top w:val="none" w:color="auto" w:sz="0"/>
-              <w:left w:val="none" w:color="auto" w:sz="0"/>
-              <w:bottom w:val="single" w:color="D5E3DE" w:sz="4"/>
-              <w:right w:val="none" w:color="auto" w:sz="0"/>
-            </w:tcBorders>
-            <w:tcMar>
-              <w:top w:type="dxa" w:w="60"/>
-              <w:left w:type="dxa" w:w="110"/>
-              <w:bottom w:type="dxa" w:w="60"/>
-              <w:right w:type="dxa" w:w="110"/>
-            </w:tcMar>
-          </w:tcPr>
-          <w:p>
-            <w:pPr>
-              <w:spacing w:after="0" w:before="0" w:line="264"/>
+            <w:tcW w:type="dxa" w:w="1900"/>
+            <w:tcBorders>
+              <w:top w:val="none" w:color="auto" w:sz="0"/>
+              <w:left w:val="none" w:color="auto" w:sz="0"/>
+              <w:bottom w:val="single" w:color="D5E3DE" w:sz="4"/>
+              <w:right w:val="none" w:color="auto" w:sz="0"/>
+            </w:tcBorders>
+            <w:tcMar>
+              <w:top w:type="dxa" w:w="60"/>
+              <w:left w:type="dxa" w:w="110"/>
+              <w:bottom w:type="dxa" w:w="60"/>
+              <w:right w:type="dxa" w:w="110"/>
+            </w:tcMar>
+          </w:tcPr>
+          <w:p>
+            <w:pPr>
+              <w:spacing w:after="0" w:before="0" w:line="264" w:lineRule="auto"/>
             </w:pPr>
             <w:r>
               <w:rPr>
@@ -7001,7 +7001,7 @@
     </w:tbl>
     <w:p>
       <w:pPr>
-        <w:spacing w:after="0" w:before="0" w:line="160"/>
+        <w:spacing w:after="0" w:before="0" w:line="160" w:lineRule="auto"/>
       </w:pPr>
       <w:r>
         <w:rPr>
@@ -7015,7 +7015,7 @@
     </w:p>
     <w:p>
       <w:pPr>
-        <w:spacing w:after="120" w:before="0" w:line="300"/>
+        <w:spacing w:after="120" w:before="0" w:line="300" w:lineRule="auto"/>
       </w:pPr>
       <w:r>
         <w:rPr>
@@ -7040,7 +7040,7 @@
     </w:p>
     <w:p>
       <w:pPr>
-        <w:spacing w:after="120" w:before="0" w:line="300"/>
+        <w:spacing w:after="120" w:before="0" w:line="300" w:lineRule="auto"/>
       </w:pPr>
       <w:r>
         <w:rPr>
@@ -7066,7 +7066,7 @@
     <w:p>
       <w:pPr>
         <w:keepNext/>
-        <w:spacing w:after="30" w:before="200" w:line="300"/>
+        <w:spacing w:after="30" w:before="200" w:line="300" w:lineRule="auto"/>
       </w:pPr>
       <w:r>
         <w:rPr>
@@ -7145,7 +7145,7 @@
           </w:tcPr>
           <w:p>
             <w:pPr>
-              <w:spacing w:after="0" w:before="0" w:line="264"/>
+              <w:spacing w:after="0" w:before="0" w:line="264" w:lineRule="auto"/>
             </w:pPr>
             <w:r>
               <w:rPr>
@@ -7181,7 +7181,7 @@
           </w:tcPr>
           <w:p>
             <w:pPr>
-              <w:spacing w:after="0" w:before="0" w:line="264"/>
+              <w:spacing w:after="0" w:before="0" w:line="264" w:lineRule="auto"/>
             </w:pPr>
             <w:r>
               <w:rPr>
@@ -7217,7 +7217,7 @@
           </w:tcPr>
           <w:p>
             <w:pPr>
-              <w:spacing w:after="0" w:before="0" w:line="264"/>
+              <w:spacing w:after="0" w:before="0" w:line="264" w:lineRule="auto"/>
             </w:pPr>
             <w:r>
               <w:rPr>
@@ -7253,7 +7253,7 @@
           </w:tcPr>
           <w:p>
             <w:pPr>
-              <w:spacing w:after="0" w:before="0" w:line="264"/>
+              <w:spacing w:after="0" w:before="0" w:line="264" w:lineRule="auto"/>
             </w:pPr>
             <w:r>
               <w:rPr>
@@ -7289,7 +7289,7 @@
           </w:tcPr>
           <w:p>
             <w:pPr>
-              <w:spacing w:after="0" w:before="0" w:line="264"/>
+              <w:spacing w:after="0" w:before="0" w:line="264" w:lineRule="auto"/>
             </w:pPr>
             <w:r>
               <w:rPr>
@@ -7325,7 +7325,7 @@
           </w:tcPr>
           <w:p>
             <w:pPr>
-              <w:spacing w:after="0" w:before="0" w:line="264"/>
+              <w:spacing w:after="0" w:before="0" w:line="264" w:lineRule="auto"/>
             </w:pPr>
             <w:r>
               <w:rPr>
@@ -7361,7 +7361,7 @@
           </w:tcPr>
           <w:p>
             <w:pPr>
-              <w:spacing w:after="0" w:before="0" w:line="264"/>
+              <w:spacing w:after="0" w:before="0" w:line="264" w:lineRule="auto"/>
             </w:pPr>
             <w:r>
               <w:rPr>
@@ -7401,7 +7401,7 @@
           </w:tcPr>
           <w:p>
             <w:pPr>
-              <w:spacing w:after="0" w:before="0" w:line="264"/>
+              <w:spacing w:after="0" w:before="0" w:line="264" w:lineRule="auto"/>
             </w:pPr>
             <w:r>
               <w:rPr>
@@ -7434,7 +7434,7 @@
           </w:tcPr>
           <w:p>
             <w:pPr>
-              <w:spacing w:after="0" w:before="0" w:line="264"/>
+              <w:spacing w:after="0" w:before="0" w:line="264" w:lineRule="auto"/>
             </w:pPr>
             <w:r>
               <w:rPr>
@@ -7465,7 +7465,7 @@
           </w:tcPr>
           <w:p>
             <w:pPr>
-              <w:spacing w:after="0" w:before="0" w:line="264"/>
+              <w:spacing w:after="0" w:before="0" w:line="264" w:lineRule="auto"/>
             </w:pPr>
             <w:r>
               <w:rPr>
@@ -7496,7 +7496,7 @@
           </w:tcPr>
           <w:p>
             <w:pPr>
-              <w:spacing w:after="0" w:before="0" w:line="264"/>
+              <w:spacing w:after="0" w:before="0" w:line="264" w:lineRule="auto"/>
             </w:pPr>
             <w:r>
               <w:rPr>
@@ -7527,7 +7527,7 @@
           </w:tcPr>
           <w:p>
             <w:pPr>
-              <w:spacing w:after="0" w:before="0" w:line="264"/>
+              <w:spacing w:after="0" w:before="0" w:line="264" w:lineRule="auto"/>
             </w:pPr>
             <w:r>
               <w:rPr>
@@ -7558,7 +7558,7 @@
           </w:tcPr>
           <w:p>
             <w:pPr>
-              <w:spacing w:after="0" w:before="0" w:line="264"/>
+              <w:spacing w:after="0" w:before="0" w:line="264" w:lineRule="auto"/>
             </w:pPr>
             <w:r>
               <w:rPr>
@@ -7589,7 +7589,7 @@
           </w:tcPr>
           <w:p>
             <w:pPr>
-              <w:spacing w:after="0" w:before="0" w:line="264"/>
+              <w:spacing w:after="0" w:before="0" w:line="264" w:lineRule="auto"/>
             </w:pPr>
             <w:r>
               <w:rPr>
@@ -7625,7 +7625,7 @@
           </w:tcPr>
           <w:p>
             <w:pPr>
-              <w:spacing w:after="0" w:before="0" w:line="264"/>
+              <w:spacing w:after="0" w:before="0" w:line="264" w:lineRule="auto"/>
             </w:pPr>
             <w:r>
               <w:rPr>
@@ -7658,7 +7658,7 @@
           </w:tcPr>
           <w:p>
             <w:pPr>
-              <w:spacing w:after="0" w:before="0" w:line="264"/>
+              <w:spacing w:after="0" w:before="0" w:line="264" w:lineRule="auto"/>
             </w:pPr>
             <w:r>
               <w:rPr>
@@ -7689,7 +7689,7 @@
           </w:tcPr>
           <w:p>
             <w:pPr>
-              <w:spacing w:after="0" w:before="0" w:line="264"/>
+              <w:spacing w:after="0" w:before="0" w:line="264" w:lineRule="auto"/>
             </w:pPr>
             <w:r>
               <w:rPr>
@@ -7720,7 +7720,7 @@
           </w:tcPr>
           <w:p>
             <w:pPr>
-              <w:spacing w:after="0" w:before="0" w:line="264"/>
+              <w:spacing w:after="0" w:before="0" w:line="264" w:lineRule="auto"/>
             </w:pPr>
             <w:r>
               <w:rPr>
@@ -7751,7 +7751,7 @@
           </w:tcPr>
           <w:p>
             <w:pPr>
-              <w:spacing w:after="0" w:before="0" w:line="264"/>
+              <w:spacing w:after="0" w:before="0" w:line="264" w:lineRule="auto"/>
             </w:pPr>
             <w:r>
               <w:rPr>
@@ -7782,7 +7782,7 @@
           </w:tcPr>
           <w:p>
             <w:pPr>
-              <w:spacing w:after="0" w:before="0" w:line="264"/>
+              <w:spacing w:after="0" w:before="0" w:line="264" w:lineRule="auto"/>
             </w:pPr>
             <w:r>
               <w:rPr>
@@ -7813,7 +7813,7 @@
           </w:tcPr>
           <w:p>
             <w:pPr>
-              <w:spacing w:after="0" w:before="0" w:line="264"/>
+              <w:spacing w:after="0" w:before="0" w:line="264" w:lineRule="auto"/>
             </w:pPr>
             <w:r>
               <w:rPr>
@@ -7849,7 +7849,7 @@
           </w:tcPr>
           <w:p>
             <w:pPr>
-              <w:spacing w:after="0" w:before="0" w:line="264"/>
+              <w:spacing w:after="0" w:before="0" w:line="264" w:lineRule="auto"/>
             </w:pPr>
             <w:r>
               <w:rPr>
@@ -7882,7 +7882,7 @@
           </w:tcPr>
           <w:p>
             <w:pPr>
-              <w:spacing w:after="0" w:before="0" w:line="264"/>
+              <w:spacing w:after="0" w:before="0" w:line="264" w:lineRule="auto"/>
             </w:pPr>
             <w:r>
               <w:rPr>
@@ -7913,7 +7913,7 @@
           </w:tcPr>
           <w:p>
             <w:pPr>
-              <w:spacing w:after="0" w:before="0" w:line="264"/>
+              <w:spacing w:after="0" w:before="0" w:line="264" w:lineRule="auto"/>
             </w:pPr>
             <w:r>
               <w:rPr>
@@ -7944,7 +7944,7 @@
           </w:tcPr>
           <w:p>
             <w:pPr>
-              <w:spacing w:after="0" w:before="0" w:line="264"/>
+              <w:spacing w:after="0" w:before="0" w:line="264" w:lineRule="auto"/>
             </w:pPr>
             <w:r>
               <w:rPr>
@@ -7975,7 +7975,7 @@
           </w:tcPr>
           <w:p>
             <w:pPr>
-              <w:spacing w:after="0" w:before="0" w:line="264"/>
+              <w:spacing w:after="0" w:before="0" w:line="264" w:lineRule="auto"/>
             </w:pPr>
             <w:r>
               <w:rPr>
@@ -8006,7 +8006,7 @@
           </w:tcPr>
           <w:p>
             <w:pPr>
-              <w:spacing w:after="0" w:before="0" w:line="264"/>
+              <w:spacing w:after="0" w:before="0" w:line="264" w:lineRule="auto"/>
             </w:pPr>
             <w:r>
               <w:rPr>
@@ -8037,7 +8037,7 @@
           </w:tcPr>
           <w:p>
             <w:pPr>
-              <w:spacing w:after="0" w:before="0" w:line="264"/>
+              <w:spacing w:after="0" w:before="0" w:line="264" w:lineRule="auto"/>
             </w:pPr>
             <w:r>
               <w:rPr>
@@ -8073,7 +8073,7 @@
           </w:tcPr>
           <w:p>
             <w:pPr>
-              <w:spacing w:after="0" w:before="0" w:line="264"/>
+              <w:spacing w:after="0" w:before="0" w:line="264" w:lineRule="auto"/>
             </w:pPr>
             <w:r>
               <w:rPr>
@@ -8106,7 +8106,7 @@
           </w:tcPr>
           <w:p>
             <w:pPr>
-              <w:spacing w:after="0" w:before="0" w:line="264"/>
+              <w:spacing w:after="0" w:before="0" w:line="264" w:lineRule="auto"/>
             </w:pPr>
             <w:r>
               <w:rPr>
@@ -8137,7 +8137,7 @@
           </w:tcPr>
           <w:p>
             <w:pPr>
-              <w:spacing w:after="0" w:before="0" w:line="264"/>
+              <w:spacing w:after="0" w:before="0" w:line="264" w:lineRule="auto"/>
             </w:pPr>
             <w:r>
               <w:rPr>
@@ -8168,7 +8168,7 @@
           </w:tcPr>
           <w:p>
             <w:pPr>
-              <w:spacing w:after="0" w:before="0" w:line="264"/>
+              <w:spacing w:after="0" w:before="0" w:line="264" w:lineRule="auto"/>
             </w:pPr>
             <w:r>
               <w:rPr>
@@ -8199,7 +8199,7 @@
           </w:tcPr>
           <w:p>
             <w:pPr>
-              <w:spacing w:after="0" w:before="0" w:line="264"/>
+              <w:spacing w:after="0" w:before="0" w:line="264" w:lineRule="auto"/>
             </w:pPr>
             <w:r>
               <w:rPr>
@@ -8230,7 +8230,7 @@
           </w:tcPr>
           <w:p>
             <w:pPr>
-              <w:spacing w:after="0" w:before="0" w:line="264"/>
+              <w:spacing w:after="0" w:before="0" w:line="264" w:lineRule="auto"/>
             </w:pPr>
             <w:r>
               <w:rPr>
@@ -8261,7 +8261,7 @@
           </w:tcPr>
           <w:p>
             <w:pPr>
-              <w:spacing w:after="0" w:before="0" w:line="264"/>
+              <w:spacing w:after="0" w:before="0" w:line="264" w:lineRule="auto"/>
             </w:pPr>
             <w:r>
               <w:rPr>
@@ -8297,7 +8297,7 @@
           </w:tcPr>
           <w:p>
             <w:pPr>
-              <w:spacing w:after="0" w:before="0" w:line="264"/>
+              <w:spacing w:after="0" w:before="0" w:line="264" w:lineRule="auto"/>
             </w:pPr>
             <w:r>
               <w:rPr>
@@ -8330,7 +8330,7 @@
           </w:tcPr>
           <w:p>
             <w:pPr>
-              <w:spacing w:after="0" w:before="0" w:line="264"/>
+              <w:spacing w:after="0" w:before="0" w:line="264" w:lineRule="auto"/>
             </w:pPr>
             <w:r>
               <w:rPr>
@@ -8361,7 +8361,7 @@
           </w:tcPr>
           <w:p>
             <w:pPr>
-              <w:spacing w:after="0" w:before="0" w:line="264"/>
+              <w:spacing w:after="0" w:before="0" w:line="264" w:lineRule="auto"/>
             </w:pPr>
             <w:r>
               <w:rPr>
@@ -8392,7 +8392,7 @@
           </w:tcPr>
           <w:p>
             <w:pPr>
-              <w:spacing w:after="0" w:before="0" w:line="264"/>
+              <w:spacing w:after="0" w:before="0" w:line="264" w:lineRule="auto"/>
             </w:pPr>
             <w:r>
               <w:rPr>
@@ -8423,7 +8423,7 @@
           </w:tcPr>
           <w:p>
             <w:pPr>
-              <w:spacing w:after="0" w:before="0" w:line="264"/>
+              <w:spacing w:after="0" w:before="0" w:line="264" w:lineRule="auto"/>
             </w:pPr>
             <w:r>
               <w:rPr>
@@ -8454,7 +8454,7 @@
           </w:tcPr>
           <w:p>
             <w:pPr>
-              <w:spacing w:after="0" w:before="0" w:line="264"/>
+              <w:spacing w:after="0" w:before="0" w:line="264" w:lineRule="auto"/>
             </w:pPr>
             <w:r>
               <w:rPr>
@@ -8485,7 +8485,7 @@
           </w:tcPr>
           <w:p>
             <w:pPr>
-              <w:spacing w:after="0" w:before="0" w:line="264"/>
+              <w:spacing w:after="0" w:before="0" w:line="264" w:lineRule="auto"/>
             </w:pPr>
             <w:r>
               <w:rPr>
@@ -8521,7 +8521,7 @@
           </w:tcPr>
           <w:p>
             <w:pPr>
-              <w:spacing w:after="0" w:before="0" w:line="264"/>
+              <w:spacing w:after="0" w:before="0" w:line="264" w:lineRule="auto"/>
             </w:pPr>
             <w:r>
               <w:rPr>
@@ -8554,7 +8554,7 @@
           </w:tcPr>
           <w:p>
             <w:pPr>
-              <w:spacing w:after="0" w:before="0" w:line="264"/>
+              <w:spacing w:after="0" w:before="0" w:line="264" w:lineRule="auto"/>
             </w:pPr>
             <w:r>
               <w:rPr>
@@ -8585,7 +8585,7 @@
           </w:tcPr>
           <w:p>
             <w:pPr>
-              <w:spacing w:after="0" w:before="0" w:line="264"/>
+              <w:spacing w:after="0" w:before="0" w:line="264" w:lineRule="auto"/>
             </w:pPr>
             <w:r>
               <w:rPr>
@@ -8616,7 +8616,7 @@
           </w:tcPr>
           <w:p>
             <w:pPr>
-              <w:spacing w:after="0" w:before="0" w:line="264"/>
+              <w:spacing w:after="0" w:before="0" w:line="264" w:lineRule="auto"/>
             </w:pPr>
             <w:r>
               <w:rPr>
@@ -8647,7 +8647,7 @@
           </w:tcPr>
           <w:p>
             <w:pPr>
-              <w:spacing w:after="0" w:before="0" w:line="264"/>
+              <w:spacing w:after="0" w:before="0" w:line="264" w:lineRule="auto"/>
             </w:pPr>
             <w:r>
               <w:rPr>
@@ -8678,7 +8678,7 @@
           </w:tcPr>
           <w:p>
             <w:pPr>
-              <w:spacing w:after="0" w:before="0" w:line="264"/>
+              <w:spacing w:after="0" w:before="0" w:line="264" w:lineRule="auto"/>
             </w:pPr>
             <w:r>
               <w:rPr>
@@ -8709,7 +8709,7 @@
           </w:tcPr>
           <w:p>
             <w:pPr>
-              <w:spacing w:after="0" w:before="0" w:line="264"/>
+              <w:spacing w:after="0" w:before="0" w:line="264" w:lineRule="auto"/>
             </w:pPr>
             <w:r>
               <w:rPr>
@@ -8745,7 +8745,7 @@
           </w:tcPr>
           <w:p>
             <w:pPr>
-              <w:spacing w:after="0" w:before="0" w:line="264"/>
+              <w:spacing w:after="0" w:before="0" w:line="264" w:lineRule="auto"/>
             </w:pPr>
             <w:r>
               <w:rPr>
@@ -8778,7 +8778,7 @@
           </w:tcPr>
           <w:p>
             <w:pPr>
-              <w:spacing w:after="0" w:before="0" w:line="264"/>
+              <w:spacing w:after="0" w:before="0" w:line="264" w:lineRule="auto"/>
             </w:pPr>
             <w:r>
               <w:rPr>
@@ -8809,7 +8809,7 @@
           </w:tcPr>
           <w:p>
             <w:pPr>
-              <w:spacing w:after="0" w:before="0" w:line="264"/>
+              <w:spacing w:after="0" w:before="0" w:line="264" w:lineRule="auto"/>
             </w:pPr>
             <w:r>
               <w:rPr>
@@ -8840,7 +8840,7 @@
           </w:tcPr>
           <w:p>
             <w:pPr>
-              <w:spacing w:after="0" w:before="0" w:line="264"/>
+              <w:spacing w:after="0" w:before="0" w:line="264" w:lineRule="auto"/>
             </w:pPr>
             <w:r>
               <w:rPr>
@@ -8871,7 +8871,7 @@
           </w:tcPr>
           <w:p>
             <w:pPr>
-              <w:spacing w:after="0" w:before="0" w:line="264"/>
+              <w:spacing w:after="0" w:before="0" w:line="264" w:lineRule="auto"/>
             </w:pPr>
             <w:r>
               <w:rPr>
@@ -8902,7 +8902,7 @@
           </w:tcPr>
           <w:p>
             <w:pPr>
-              <w:spacing w:after="0" w:before="0" w:line="264"/>
+              <w:spacing w:after="0" w:before="0" w:line="264" w:lineRule="auto"/>
             </w:pPr>
             <w:r>
               <w:rPr>
@@ -8933,7 +8933,7 @@
           </w:tcPr>
           <w:p>
             <w:pPr>
-              <w:spacing w:after="0" w:before="0" w:line="264"/>
+              <w:spacing w:after="0" w:before="0" w:line="264" w:lineRule="auto"/>
             </w:pPr>
             <w:r>
               <w:rPr>
@@ -8969,7 +8969,7 @@
           </w:tcPr>
           <w:p>
             <w:pPr>
-              <w:spacing w:after="0" w:before="0" w:line="264"/>
+              <w:spacing w:after="0" w:before="0" w:line="264" w:lineRule="auto"/>
             </w:pPr>
             <w:r>
               <w:rPr>
@@ -9002,7 +9002,7 @@
           </w:tcPr>
           <w:p>
             <w:pPr>
-              <w:spacing w:after="0" w:before="0" w:line="264"/>
+              <w:spacing w:after="0" w:before="0" w:line="264" w:lineRule="auto"/>
             </w:pPr>
             <w:r>
               <w:rPr>
@@ -9033,7 +9033,7 @@
           </w:tcPr>
           <w:p>
             <w:pPr>
-              <w:spacing w:after="0" w:before="0" w:line="264"/>
+              <w:spacing w:after="0" w:before="0" w:line="264" w:lineRule="auto"/>
             </w:pPr>
             <w:r>
               <w:rPr>
@@ -9064,7 +9064,7 @@
           </w:tcPr>
           <w:p>
             <w:pPr>
-              <w:spacing w:after="0" w:before="0" w:line="264"/>
+              <w:spacing w:after="0" w:before="0" w:line="264" w:lineRule="auto"/>
             </w:pPr>
             <w:r>
               <w:rPr>
@@ -9095,7 +9095,7 @@
           </w:tcPr>
           <w:p>
             <w:pPr>
-              <w:spacing w:after="0" w:before="0" w:line="264"/>
+              <w:spacing w:after="0" w:before="0" w:line="264" w:lineRule="auto"/>
             </w:pPr>
             <w:r>
               <w:rPr>
@@ -9126,7 +9126,7 @@
           </w:tcPr>
           <w:p>
             <w:pPr>
-              <w:spacing w:after="0" w:before="0" w:line="264"/>
+              <w:spacing w:after="0" w:before="0" w:line="264" w:lineRule="auto"/>
             </w:pPr>
             <w:r>
               <w:rPr>
@@ -9157,7 +9157,7 @@
           </w:tcPr>
           <w:p>
             <w:pPr>
-              <w:spacing w:after="0" w:before="0" w:line="264"/>
+              <w:spacing w:after="0" w:before="0" w:line="264" w:lineRule="auto"/>
             </w:pPr>
             <w:r>
               <w:rPr>
@@ -9193,7 +9193,7 @@
           </w:tcPr>
           <w:p>
             <w:pPr>
-              <w:spacing w:after="0" w:before="0" w:line="264"/>
+              <w:spacing w:after="0" w:before="0" w:line="264" w:lineRule="auto"/>
             </w:pPr>
             <w:r>
               <w:rPr>
@@ -9226,7 +9226,7 @@
           </w:tcPr>
           <w:p>
             <w:pPr>
-              <w:spacing w:after="0" w:before="0" w:line="264"/>
+              <w:spacing w:after="0" w:before="0" w:line="264" w:lineRule="auto"/>
             </w:pPr>
             <w:r>
               <w:rPr>
@@ -9257,7 +9257,7 @@
           </w:tcPr>
           <w:p>
             <w:pPr>
-              <w:spacing w:after="0" w:before="0" w:line="264"/>
+              <w:spacing w:after="0" w:before="0" w:line="264" w:lineRule="auto"/>
             </w:pPr>
             <w:r>
               <w:rPr>
@@ -9288,7 +9288,7 @@
           </w:tcPr>
           <w:p>
             <w:pPr>
-              <w:spacing w:after="0" w:before="0" w:line="264"/>
+              <w:spacing w:after="0" w:before="0" w:line="264" w:lineRule="auto"/>
             </w:pPr>
             <w:r>
               <w:rPr>
@@ -9319,7 +9319,7 @@
           </w:tcPr>
           <w:p>
             <w:pPr>
-              <w:spacing w:after="0" w:before="0" w:line="264"/>
+              <w:spacing w:after="0" w:before="0" w:line="264" w:lineRule="auto"/>
             </w:pPr>
             <w:r>
               <w:rPr>
@@ -9350,7 +9350,7 @@
           </w:tcPr>
           <w:p>
             <w:pPr>
-              <w:spacing w:after="0" w:before="0" w:line="264"/>
+              <w:spacing w:after="0" w:before="0" w:line="264" w:lineRule="auto"/>
             </w:pPr>
             <w:r>
               <w:rPr>
@@ -9381,7 +9381,7 @@
           </w:tcPr>
           <w:p>
             <w:pPr>
-              <w:spacing w:after="0" w:before="0" w:line="264"/>
+              <w:spacing w:after="0" w:before="0" w:line="264" w:lineRule="auto"/>
             </w:pPr>
             <w:r>
               <w:rPr>
@@ -9417,7 +9417,7 @@
           </w:tcPr>
           <w:p>
             <w:pPr>
-              <w:spacing w:after="0" w:before="0" w:line="264"/>
+              <w:spacing w:after="0" w:before="0" w:line="264" w:lineRule="auto"/>
             </w:pPr>
             <w:r>
               <w:rPr>
@@ -9450,7 +9450,7 @@
           </w:tcPr>
           <w:p>
             <w:pPr>
-              <w:spacing w:after="0" w:before="0" w:line="264"/>
+              <w:spacing w:after="0" w:before="0" w:line="264" w:lineRule="auto"/>
             </w:pPr>
             <w:r>
               <w:rPr>
@@ -9481,7 +9481,7 @@
           </w:tcPr>
           <w:p>
             <w:pPr>
-              <w:spacing w:after="0" w:before="0" w:line="264"/>
+              <w:spacing w:after="0" w:before="0" w:line="264" w:lineRule="auto"/>
             </w:pPr>
             <w:r>
               <w:rPr>
@@ -9512,7 +9512,7 @@
           </w:tcPr>
           <w:p>
             <w:pPr>
-              <w:spacing w:after="0" w:before="0" w:line="264"/>
+              <w:spacing w:after="0" w:before="0" w:line="264" w:lineRule="auto"/>
             </w:pPr>
             <w:r>
               <w:rPr>
@@ -9543,7 +9543,7 @@
           </w:tcPr>
           <w:p>
             <w:pPr>
-              <w:spacing w:after="0" w:before="0" w:line="264"/>
+              <w:spacing w:after="0" w:before="0" w:line="264" w:lineRule="auto"/>
             </w:pPr>
             <w:r>
               <w:rPr>
@@ -9574,7 +9574,7 @@
           </w:tcPr>
           <w:p>
             <w:pPr>
-              <w:spacing w:after="0" w:before="0" w:line="264"/>
+              <w:spacing w:after="0" w:before="0" w:line="264" w:lineRule="auto"/>
             </w:pPr>
             <w:r>
               <w:rPr>
@@ -9605,7 +9605,7 @@
           </w:tcPr>
           <w:p>
             <w:pPr>
-              <w:spacing w:after="0" w:before="0" w:line="264"/>
+              <w:spacing w:after="0" w:before="0" w:line="264" w:lineRule="auto"/>
             </w:pPr>
             <w:r>
               <w:rPr>
@@ -9622,7 +9622,7 @@
     </w:tbl>
     <w:p>
       <w:pPr>
-        <w:spacing w:after="0" w:before="0" w:line="160"/>
+        <w:spacing w:after="0" w:before="0" w:line="160" w:lineRule="auto"/>
       </w:pPr>
       <w:r>
         <w:rPr>
@@ -9636,7 +9636,7 @@
     </w:p>
     <w:p>
       <w:pPr>
-        <w:spacing w:after="140" w:before="0" w:line="300"/>
+        <w:spacing w:after="140" w:before="0" w:line="300" w:lineRule="auto"/>
       </w:pPr>
       <w:r>
         <w:rPr>
@@ -9684,7 +9684,7 @@
     <w:p>
       <w:pPr>
         <w:keepNext/>
-        <w:spacing w:after="80" w:before="160" w:line="300"/>
+        <w:spacing w:after="80" w:before="160" w:line="300" w:lineRule="auto"/>
       </w:pPr>
       <w:r>
         <w:rPr>
@@ -9698,7 +9698,7 @@
     </w:p>
     <w:p>
       <w:pPr>
-        <w:spacing w:after="120" w:before="0" w:line="300"/>
+        <w:spacing w:after="120" w:before="0" w:line="300" w:lineRule="auto"/>
       </w:pPr>
       <w:r>
         <w:rPr>
@@ -9723,7 +9723,7 @@
     </w:p>
     <w:p>
       <w:pPr>
-        <w:spacing w:after="120" w:before="0" w:line="300"/>
+        <w:spacing w:after="120" w:before="0" w:line="300" w:lineRule="auto"/>
       </w:pPr>
       <w:r>
         <w:rPr>
@@ -9748,7 +9748,7 @@
     </w:p>
     <w:p>
       <w:pPr>
-        <w:spacing w:after="120" w:before="0" w:line="300"/>
+        <w:spacing w:after="120" w:before="0" w:line="300" w:lineRule="auto"/>
       </w:pPr>
       <w:r>
         <w:rPr>
@@ -9774,7 +9774,7 @@
     <w:p>
       <w:pPr>
         <w:keepNext/>
-        <w:spacing w:after="80" w:before="160" w:line="300"/>
+        <w:spacing w:after="80" w:before="160" w:line="300" w:lineRule="auto"/>
       </w:pPr>
       <w:r>
         <w:rPr>
@@ -9788,7 +9788,7 @@
     </w:p>
     <w:p>
       <w:pPr>
-        <w:spacing w:after="120" w:before="0" w:line="300"/>
+        <w:spacing w:after="120" w:before="0" w:line="300" w:lineRule="auto"/>
       </w:pPr>
       <w:r>
         <w:rPr>
@@ -9813,7 +9813,7 @@
     </w:p>
     <w:p>
       <w:pPr>
-        <w:spacing w:after="120" w:before="0" w:line="300"/>
+        <w:spacing w:after="120" w:before="0" w:line="300" w:lineRule="auto"/>
       </w:pPr>
       <w:r>
         <w:rPr>
@@ -9838,7 +9838,7 @@
     </w:p>
     <w:p>
       <w:pPr>
-        <w:spacing w:after="120" w:before="0" w:line="300"/>
+        <w:spacing w:after="120" w:before="0" w:line="300" w:lineRule="auto"/>
       </w:pPr>
       <w:r>
         <w:rPr>
@@ -9864,7 +9864,7 @@
     <w:p>
       <w:pPr>
         <w:keepNext/>
-        <w:spacing w:after="80" w:before="160" w:line="300"/>
+        <w:spacing w:after="80" w:before="160" w:line="300" w:lineRule="auto"/>
       </w:pPr>
       <w:r>
         <w:rPr>
@@ -9878,7 +9878,7 @@
     </w:p>
     <w:p>
       <w:pPr>
-        <w:spacing w:after="120" w:before="0" w:line="300"/>
+        <w:spacing w:after="120" w:before="0" w:line="300" w:lineRule="auto"/>
       </w:pPr>
       <w:r>
         <w:rPr>
@@ -9903,7 +9903,7 @@
     </w:p>
     <w:p>
       <w:pPr>
-        <w:spacing w:after="120" w:before="0" w:line="300"/>
+        <w:spacing w:after="120" w:before="0" w:line="300" w:lineRule="auto"/>
       </w:pPr>
       <w:r>
         <w:rPr>
@@ -9928,7 +9928,7 @@
     </w:p>
     <w:p>
       <w:pPr>
-        <w:spacing w:after="120" w:before="0" w:line="300"/>
+        <w:spacing w:after="120" w:before="0" w:line="300" w:lineRule="auto"/>
       </w:pPr>
       <w:r>
         <w:rPr>
@@ -9954,7 +9954,7 @@
     <w:p>
       <w:pPr>
         <w:keepNext/>
-        <w:spacing w:after="30" w:before="200" w:line="300"/>
+        <w:spacing w:after="30" w:before="200" w:line="300" w:lineRule="auto"/>
       </w:pPr>
       <w:r>
         <w:rPr>
@@ -9995,7 +9995,7 @@
           <w:ilvl w:val="0"/>
           <w:numId w:val="2"/>
         </w:numPr>
-        <w:spacing w:after="30" w:before="0" w:line="300"/>
+        <w:spacing w:after="30" w:before="0" w:line="300" w:lineRule="auto"/>
       </w:pPr>
       <w:r>
         <w:rPr>
@@ -10014,7 +10014,7 @@
           <w:ilvl w:val="0"/>
           <w:numId w:val="2"/>
         </w:numPr>
-        <w:spacing w:after="30" w:before="0" w:line="300"/>
+        <w:spacing w:after="30" w:before="0" w:line="300" w:lineRule="auto"/>
       </w:pPr>
       <w:r>
         <w:rPr>
@@ -10033,7 +10033,7 @@
           <w:ilvl w:val="0"/>
           <w:numId w:val="2"/>
         </w:numPr>
-        <w:spacing w:after="30" w:before="0" w:line="300"/>
+        <w:spacing w:after="30" w:before="0" w:line="300" w:lineRule="auto"/>
       </w:pPr>
       <w:r>
         <w:rPr>
@@ -10052,7 +10052,7 @@
           <w:ilvl w:val="0"/>
           <w:numId w:val="2"/>
         </w:numPr>
-        <w:spacing w:after="30" w:before="0" w:line="300"/>
+        <w:spacing w:after="30" w:before="0" w:line="300" w:lineRule="auto"/>
       </w:pPr>
       <w:r>
         <w:rPr>
@@ -10066,7 +10066,7 @@
     </w:p>
     <w:p>
       <w:pPr>
-        <w:spacing w:after="120" w:before="0" w:line="300"/>
+        <w:spacing w:after="120" w:before="0" w:line="300" w:lineRule="auto"/>
       </w:pPr>
       <w:r>
         <w:rPr>
@@ -10091,7 +10091,7 @@
     </w:p>
     <w:p>
       <w:pPr>
-        <w:spacing w:after="120" w:before="0" w:line="300"/>
+        <w:spacing w:after="120" w:before="0" w:line="300" w:lineRule="auto"/>
       </w:pPr>
       <w:r>
         <w:rPr>
@@ -10117,7 +10117,7 @@
     <w:p>
       <w:pPr>
         <w:keepNext/>
-        <w:spacing w:after="30" w:before="200" w:line="300"/>
+        <w:spacing w:after="30" w:before="200" w:line="300" w:lineRule="auto"/>
       </w:pPr>
       <w:r>
         <w:rPr>
@@ -10153,7 +10153,7 @@
     </w:p>
     <w:p>
       <w:pPr>
-        <w:spacing w:after="120" w:before="0" w:line="300"/>
+        <w:spacing w:after="120" w:before="0" w:line="300" w:lineRule="auto"/>
       </w:pPr>
       <w:r>
         <w:rPr>
@@ -10167,7 +10167,7 @@
     </w:p>
     <w:p>
       <w:pPr>
-        <w:spacing w:after="120" w:before="0" w:line="300"/>
+        <w:spacing w:after="120" w:before="0" w:line="300" w:lineRule="auto"/>
       </w:pPr>
       <w:r>
         <w:rPr>
@@ -10197,7 +10197,7 @@
           <w:left w:val="single" w:color="265147" w:sz="24" w:space="10"/>
         </w:pBdr>
         <w:shd w:fill="F0F5F3" w:color="auto" w:val="clear"/>
-        <w:spacing w:after="0" w:before="160" w:line="280"/>
+        <w:spacing w:after="0" w:before="160" w:line="280" w:lineRule="auto"/>
         <w:ind w:left="200" w:right="120"/>
       </w:pPr>
       <w:r>
@@ -10220,7 +10220,7 @@
           <w:left w:val="single" w:color="265147" w:sz="24" w:space="10"/>
         </w:pBdr>
         <w:shd w:fill="F0F5F3" w:color="auto" w:val="clear"/>
-        <w:spacing w:after="60" w:before="0" w:line="290"/>
+        <w:spacing w:after="60" w:before="0" w:line="290" w:lineRule="auto"/>
         <w:ind w:left="200" w:right="120"/>
       </w:pPr>
       <w:r>
@@ -10239,7 +10239,7 @@
           <w:left w:val="single" w:color="265147" w:sz="24" w:space="10"/>
         </w:pBdr>
         <w:shd w:fill="F0F5F3" w:color="auto" w:val="clear"/>
-        <w:spacing w:after="200" w:before="0" w:line="290"/>
+        <w:spacing w:after="200" w:before="0" w:line="290" w:lineRule="auto"/>
         <w:ind w:left="200" w:right="120"/>
       </w:pPr>
       <w:r>
@@ -10254,7 +10254,7 @@
     </w:p>
     <w:p>
       <w:pPr>
-        <w:spacing w:after="120" w:before="0" w:line="300"/>
+        <w:spacing w:after="120" w:before="0" w:line="300" w:lineRule="auto"/>
       </w:pPr>
       <w:r>
         <w:rPr>
@@ -10269,7 +10269,7 @@
     <w:p>
       <w:pPr>
         <w:keepNext/>
-        <w:spacing w:after="30" w:before="200" w:line="300"/>
+        <w:spacing w:after="30" w:before="200" w:line="300" w:lineRule="auto"/>
       </w:pPr>
       <w:r>
         <w:rPr>
@@ -10341,7 +10341,7 @@
           </w:tcPr>
           <w:p>
             <w:pPr>
-              <w:spacing w:after="0" w:before="0" w:line="264"/>
+              <w:spacing w:after="0" w:before="0" w:line="264" w:lineRule="auto"/>
             </w:pPr>
             <w:r>
               <w:rPr>
@@ -10374,7 +10374,7 @@
           </w:tcPr>
           <w:p>
             <w:pPr>
-              <w:spacing w:after="0" w:before="0" w:line="264"/>
+              <w:spacing w:after="0" w:before="0" w:line="264" w:lineRule="auto"/>
             </w:pPr>
             <w:r>
               <w:rPr>
@@ -10410,7 +10410,7 @@
           </w:tcPr>
           <w:p>
             <w:pPr>
-              <w:spacing w:after="0" w:before="0" w:line="264"/>
+              <w:spacing w:after="0" w:before="0" w:line="264" w:lineRule="auto"/>
             </w:pPr>
             <w:r>
               <w:rPr>
@@ -10443,7 +10443,7 @@
           </w:tcPr>
           <w:p>
             <w:pPr>
-              <w:spacing w:after="0" w:before="0" w:line="264"/>
+              <w:spacing w:after="0" w:before="0" w:line="264" w:lineRule="auto"/>
             </w:pPr>
             <w:r>
               <w:rPr>
@@ -10460,7 +10460,7 @@
     </w:tbl>
     <w:p>
       <w:pPr>
-        <w:spacing w:after="0" w:before="0" w:line="160"/>
+        <w:spacing w:after="0" w:before="0" w:line="160" w:lineRule="auto"/>
       </w:pPr>
       <w:r>
         <w:rPr>
@@ -10474,7 +10474,7 @@
     </w:p>
     <w:p>
       <w:pPr>
-        <w:spacing w:after="120" w:before="0" w:line="300"/>
+        <w:spacing w:after="120" w:before="0" w:line="300" w:lineRule="auto"/>
       </w:pPr>
       <w:r>
         <w:rPr>
@@ -10530,7 +10530,7 @@
           </w:tcPr>
           <w:p>
             <w:pPr>
-              <w:spacing w:after="0" w:before="0" w:line="264"/>
+              <w:spacing w:after="0" w:before="0" w:line="264" w:lineRule="auto"/>
             </w:pPr>
             <w:r>
               <w:rPr>
@@ -10566,7 +10566,7 @@
           </w:tcPr>
           <w:p>
             <w:pPr>
-              <w:spacing w:after="0" w:before="0" w:line="264"/>
+              <w:spacing w:after="0" w:before="0" w:line="264" w:lineRule="auto"/>
             </w:pPr>
             <w:r>
               <w:rPr>
@@ -10602,7 +10602,7 @@
           </w:tcPr>
           <w:p>
             <w:pPr>
-              <w:spacing w:after="0" w:before="0" w:line="264"/>
+              <w:spacing w:after="0" w:before="0" w:line="264" w:lineRule="auto"/>
             </w:pPr>
             <w:r>
               <w:rPr>
@@ -10638,7 +10638,7 @@
           </w:tcPr>
           <w:p>
             <w:pPr>
-              <w:spacing w:after="0" w:before="0" w:line="264"/>
+              <w:spacing w:after="0" w:before="0" w:line="264" w:lineRule="auto"/>
             </w:pPr>
             <w:r>
               <w:rPr>
@@ -10674,7 +10674,7 @@
           </w:tcPr>
           <w:p>
             <w:pPr>
-              <w:spacing w:after="0" w:before="0" w:line="264"/>
+              <w:spacing w:after="0" w:before="0" w:line="264" w:lineRule="auto"/>
             </w:pPr>
             <w:r>
               <w:rPr>
@@ -10710,7 +10710,7 @@
           </w:tcPr>
           <w:p>
             <w:pPr>
-              <w:spacing w:after="0" w:before="0" w:line="264"/>
+              <w:spacing w:after="0" w:before="0" w:line="264" w:lineRule="auto"/>
             </w:pPr>
             <w:r>
               <w:rPr>
@@ -10750,7 +10750,7 @@
           </w:tcPr>
           <w:p>
             <w:pPr>
-              <w:spacing w:after="0" w:before="0" w:line="264"/>
+              <w:spacing w:after="0" w:before="0" w:line="264" w:lineRule="auto"/>
             </w:pPr>
             <w:r>
               <w:rPr>
@@ -10783,7 +10783,7 @@
           </w:tcPr>
           <w:p>
             <w:pPr>
-              <w:spacing w:after="0" w:before="0" w:line="264"/>
+              <w:spacing w:after="0" w:before="0" w:line="264" w:lineRule="auto"/>
             </w:pPr>
             <w:r>
               <w:rPr>
@@ -10814,7 +10814,7 @@
           </w:tcPr>
           <w:p>
             <w:pPr>
-              <w:spacing w:after="0" w:before="0" w:line="264"/>
+              <w:spacing w:after="0" w:before="0" w:line="264" w:lineRule="auto"/>
             </w:pPr>
             <w:r>
               <w:rPr>
@@ -10845,7 +10845,7 @@
           </w:tcPr>
           <w:p>
             <w:pPr>
-              <w:spacing w:after="0" w:before="0" w:line="264"/>
+              <w:spacing w:after="0" w:before="0" w:line="264" w:lineRule="auto"/>
             </w:pPr>
             <w:r>
               <w:rPr>
@@ -10876,7 +10876,7 @@
           </w:tcPr>
           <w:p>
             <w:pPr>
-              <w:spacing w:after="0" w:before="0" w:line="264"/>
+              <w:spacing w:after="0" w:before="0" w:line="264" w:lineRule="auto"/>
             </w:pPr>
             <w:r>
               <w:rPr>
@@ -10907,7 +10907,7 @@
           </w:tcPr>
           <w:p>
             <w:pPr>
-              <w:spacing w:after="0" w:before="0" w:line="264"/>
+              <w:spacing w:after="0" w:before="0" w:line="264" w:lineRule="auto"/>
             </w:pPr>
             <w:r>
               <w:rPr>
@@ -10943,7 +10943,7 @@
           </w:tcPr>
           <w:p>
             <w:pPr>
-              <w:spacing w:after="0" w:before="0" w:line="264"/>
+              <w:spacing w:after="0" w:before="0" w:line="264" w:lineRule="auto"/>
             </w:pPr>
             <w:r>
               <w:rPr>
@@ -10976,7 +10976,7 @@
           </w:tcPr>
           <w:p>
             <w:pPr>
-              <w:spacing w:after="0" w:before="0" w:line="264"/>
+              <w:spacing w:after="0" w:before="0" w:line="264" w:lineRule="auto"/>
             </w:pPr>
             <w:r>
               <w:rPr>
@@ -11007,7 +11007,7 @@
           </w:tcPr>
           <w:p>
             <w:pPr>
-              <w:spacing w:after="0" w:before="0" w:line="264"/>
+              <w:spacing w:after="0" w:before="0" w:line="264" w:lineRule="auto"/>
             </w:pPr>
             <w:r>
               <w:rPr>
@@ -11038,7 +11038,7 @@
           </w:tcPr>
           <w:p>
             <w:pPr>
-              <w:spacing w:after="0" w:before="0" w:line="264"/>
+              <w:spacing w:after="0" w:before="0" w:line="264" w:lineRule="auto"/>
             </w:pPr>
             <w:r>
               <w:rPr>
@@ -11069,7 +11069,7 @@
           </w:tcPr>
           <w:p>
             <w:pPr>
-              <w:spacing w:after="0" w:before="0" w:line="264"/>
+              <w:spacing w:after="0" w:before="0" w:line="264" w:lineRule="auto"/>
             </w:pPr>
             <w:r>
               <w:rPr>
@@ -11100,7 +11100,7 @@
           </w:tcPr>
           <w:p>
             <w:pPr>
-              <w:spacing w:after="0" w:before="0" w:line="264"/>
+              <w:spacing w:after="0" w:before="0" w:line="264" w:lineRule="auto"/>
             </w:pPr>
             <w:r>
               <w:rPr>
@@ -11136,7 +11136,7 @@
           </w:tcPr>
           <w:p>
             <w:pPr>
-              <w:spacing w:after="0" w:before="0" w:line="264"/>
+              <w:spacing w:after="0" w:before="0" w:line="264" w:lineRule="auto"/>
             </w:pPr>
             <w:r>
               <w:rPr>
@@ -11169,7 +11169,7 @@
           </w:tcPr>
           <w:p>
             <w:pPr>
-              <w:spacing w:after="0" w:before="0" w:line="264"/>
+              <w:spacing w:after="0" w:before="0" w:line="264" w:lineRule="auto"/>
             </w:pPr>
             <w:r>
               <w:rPr>
@@ -11200,7 +11200,7 @@
           </w:tcPr>
           <w:p>
             <w:pPr>
-              <w:spacing w:after="0" w:before="0" w:line="264"/>
+              <w:spacing w:after="0" w:before="0" w:line="264" w:lineRule="auto"/>
             </w:pPr>
             <w:r>
               <w:rPr>
@@ -11231,7 +11231,7 @@
           </w:tcPr>
           <w:p>
             <w:pPr>
-              <w:spacing w:after="0" w:before="0" w:line="264"/>
+              <w:spacing w:after="0" w:before="0" w:line="264" w:lineRule="auto"/>
             </w:pPr>
             <w:r>
               <w:rPr>
@@ -11262,7 +11262,7 @@
           </w:tcPr>
           <w:p>
             <w:pPr>
-              <w:spacing w:after="0" w:before="0" w:line="264"/>
+              <w:spacing w:after="0" w:before="0" w:line="264" w:lineRule="auto"/>
             </w:pPr>
             <w:r>
               <w:rPr>
@@ -11293,7 +11293,7 @@
           </w:tcPr>
           <w:p>
             <w:pPr>
-              <w:spacing w:after="0" w:before="0" w:line="264"/>
+              <w:spacing w:after="0" w:before="0" w:line="264" w:lineRule="auto"/>
             </w:pPr>
             <w:r>
               <w:rPr>
@@ -11310,7 +11310,7 @@
     </w:tbl>
     <w:p>
       <w:pPr>
-        <w:spacing w:after="0" w:before="0" w:line="160"/>
+        <w:spacing w:after="0" w:before="0" w:line="160" w:lineRule="auto"/>
       </w:pPr>
       <w:r>
         <w:rPr>
@@ -11325,7 +11325,7 @@
     <w:p>
       <w:pPr>
         <w:keepNext/>
-        <w:spacing w:after="30" w:before="200" w:line="300"/>
+        <w:spacing w:after="30" w:before="200" w:line="300" w:lineRule="auto"/>
       </w:pPr>
       <w:r>
         <w:rPr>
@@ -11361,7 +11361,7 @@
     </w:p>
     <w:p>
       <w:pPr>
-        <w:spacing w:after="120" w:before="0" w:line="300"/>
+        <w:spacing w:after="120" w:before="0" w:line="300" w:lineRule="auto"/>
       </w:pPr>
       <w:r>
         <w:rPr>
@@ -11428,7 +11428,7 @@
       <w:pBdr>
         <w:top w:val="single" w:color="D5E3DE" w:sz="4" w:space="6"/>
       </w:pBdr>
-      <w:spacing w:after="0" w:before="0" w:line="300"/>
+      <w:spacing w:after="0" w:before="0" w:line="300" w:lineRule="auto"/>
     </w:pPr>
     <w:r>
       <w:rPr>
